--- a/relatorio_tecnico_databurgo.docx
+++ b/relatorio_tecnico_databurgo.docx
@@ -528,7 +528,7 @@
           <w:sz w:val="22"/>
           <w:szCs w:val="22"/>
         </w:rPr>
-        <w:t xml:space="preserve">Diante da limitação de dados internos da organização parceira — o Brendo relatou possuir, em grande parte, apenas o histórico de conversas de WhatsApp com clientes, sem qualquer base estruturada — optou-se por não simular uma base de dados sintética em nível de cliente individual. Em vez disso, a base deste projeto é composta por:</w:t>
+        <w:t xml:space="preserve">Diante da limitação de dados internos da organização parceira — o Brendo relatou possuir, em grande parte, apenas o histórico de conversas de WhatsApp com clientes, sem qualquer base estruturada — a base deste projeto é composta por:</w:t>
       </w:r>
     </w:p>
     <w:p>
@@ -606,6 +606,12 @@
           <w:tcPr>
             <w:tcW w:type="dxa" w:w="4200"/>
             <w:shd w:fill="1F4E79" w:val="clear"/>
+            <w:tcMar>
+              <w:top w:type="dxa" w:w="80"/>
+              <w:left w:type="dxa" w:w="100"/>
+              <w:bottom w:type="dxa" w:w="80"/>
+              <w:right w:type="dxa" w:w="100"/>
+            </w:tcMar>
             <w:vAlign w:val="center"/>
           </w:tcPr>
           <w:p>
@@ -629,6 +635,12 @@
           <w:tcPr>
             <w:tcW w:type="dxa" w:w="3600"/>
             <w:shd w:fill="1F4E79" w:val="clear"/>
+            <w:tcMar>
+              <w:top w:type="dxa" w:w="80"/>
+              <w:left w:type="dxa" w:w="100"/>
+              <w:bottom w:type="dxa" w:w="80"/>
+              <w:right w:type="dxa" w:w="100"/>
+            </w:tcMar>
             <w:vAlign w:val="center"/>
           </w:tcPr>
           <w:p>
@@ -652,6 +664,12 @@
           <w:tcPr>
             <w:tcW w:type="dxa" w:w="2000"/>
             <w:shd w:fill="1F4E79" w:val="clear"/>
+            <w:tcMar>
+              <w:top w:type="dxa" w:w="80"/>
+              <w:left w:type="dxa" w:w="100"/>
+              <w:bottom w:type="dxa" w:w="80"/>
+              <w:right w:type="dxa" w:w="100"/>
+            </w:tcMar>
             <w:vAlign w:val="center"/>
           </w:tcPr>
           <w:p>
@@ -676,6 +694,12 @@
         <w:tc>
           <w:tcPr>
             <w:tcW w:type="dxa" w:w="4200"/>
+            <w:tcMar>
+              <w:top w:type="dxa" w:w="80"/>
+              <w:left w:type="dxa" w:w="100"/>
+              <w:bottom w:type="dxa" w:w="80"/>
+              <w:right w:type="dxa" w:w="100"/>
+            </w:tcMar>
             <w:vAlign w:val="center"/>
           </w:tcPr>
           <w:p>
@@ -697,6 +721,12 @@
         <w:tc>
           <w:tcPr>
             <w:tcW w:type="dxa" w:w="3600"/>
+            <w:tcMar>
+              <w:top w:type="dxa" w:w="80"/>
+              <w:left w:type="dxa" w:w="100"/>
+              <w:bottom w:type="dxa" w:w="80"/>
+              <w:right w:type="dxa" w:w="100"/>
+            </w:tcMar>
             <w:vAlign w:val="center"/>
           </w:tcPr>
           <w:p>
@@ -718,6 +748,12 @@
         <w:tc>
           <w:tcPr>
             <w:tcW w:type="dxa" w:w="2000"/>
+            <w:tcMar>
+              <w:top w:type="dxa" w:w="80"/>
+              <w:left w:type="dxa" w:w="100"/>
+              <w:bottom w:type="dxa" w:w="80"/>
+              <w:right w:type="dxa" w:w="100"/>
+            </w:tcMar>
             <w:vAlign w:val="center"/>
           </w:tcPr>
           <w:p>
@@ -741,6 +777,12 @@
         <w:tc>
           <w:tcPr>
             <w:tcW w:type="dxa" w:w="4200"/>
+            <w:tcMar>
+              <w:top w:type="dxa" w:w="80"/>
+              <w:left w:type="dxa" w:w="100"/>
+              <w:bottom w:type="dxa" w:w="80"/>
+              <w:right w:type="dxa" w:w="100"/>
+            </w:tcMar>
             <w:vAlign w:val="center"/>
           </w:tcPr>
           <w:p>
@@ -762,6 +804,12 @@
         <w:tc>
           <w:tcPr>
             <w:tcW w:type="dxa" w:w="3600"/>
+            <w:tcMar>
+              <w:top w:type="dxa" w:w="80"/>
+              <w:left w:type="dxa" w:w="100"/>
+              <w:bottom w:type="dxa" w:w="80"/>
+              <w:right w:type="dxa" w:w="100"/>
+            </w:tcMar>
             <w:vAlign w:val="center"/>
           </w:tcPr>
           <w:p>
@@ -783,6 +831,12 @@
         <w:tc>
           <w:tcPr>
             <w:tcW w:type="dxa" w:w="2000"/>
+            <w:tcMar>
+              <w:top w:type="dxa" w:w="80"/>
+              <w:left w:type="dxa" w:w="100"/>
+              <w:bottom w:type="dxa" w:w="80"/>
+              <w:right w:type="dxa" w:w="100"/>
+            </w:tcMar>
             <w:vAlign w:val="center"/>
           </w:tcPr>
           <w:p>
@@ -806,6 +860,12 @@
         <w:tc>
           <w:tcPr>
             <w:tcW w:type="dxa" w:w="4200"/>
+            <w:tcMar>
+              <w:top w:type="dxa" w:w="80"/>
+              <w:left w:type="dxa" w:w="100"/>
+              <w:bottom w:type="dxa" w:w="80"/>
+              <w:right w:type="dxa" w:w="100"/>
+            </w:tcMar>
             <w:vAlign w:val="center"/>
           </w:tcPr>
           <w:p>
@@ -827,6 +887,12 @@
         <w:tc>
           <w:tcPr>
             <w:tcW w:type="dxa" w:w="3600"/>
+            <w:tcMar>
+              <w:top w:type="dxa" w:w="80"/>
+              <w:left w:type="dxa" w:w="100"/>
+              <w:bottom w:type="dxa" w:w="80"/>
+              <w:right w:type="dxa" w:w="100"/>
+            </w:tcMar>
             <w:vAlign w:val="center"/>
           </w:tcPr>
           <w:p>
@@ -848,6 +914,12 @@
         <w:tc>
           <w:tcPr>
             <w:tcW w:type="dxa" w:w="2000"/>
+            <w:tcMar>
+              <w:top w:type="dxa" w:w="80"/>
+              <w:left w:type="dxa" w:w="100"/>
+              <w:bottom w:type="dxa" w:w="80"/>
+              <w:right w:type="dxa" w:w="100"/>
+            </w:tcMar>
             <w:vAlign w:val="center"/>
           </w:tcPr>
           <w:p>
@@ -871,6 +943,12 @@
         <w:tc>
           <w:tcPr>
             <w:tcW w:type="dxa" w:w="4200"/>
+            <w:tcMar>
+              <w:top w:type="dxa" w:w="80"/>
+              <w:left w:type="dxa" w:w="100"/>
+              <w:bottom w:type="dxa" w:w="80"/>
+              <w:right w:type="dxa" w:w="100"/>
+            </w:tcMar>
             <w:vAlign w:val="center"/>
           </w:tcPr>
           <w:p>
@@ -892,6 +970,12 @@
         <w:tc>
           <w:tcPr>
             <w:tcW w:type="dxa" w:w="3600"/>
+            <w:tcMar>
+              <w:top w:type="dxa" w:w="80"/>
+              <w:left w:type="dxa" w:w="100"/>
+              <w:bottom w:type="dxa" w:w="80"/>
+              <w:right w:type="dxa" w:w="100"/>
+            </w:tcMar>
             <w:vAlign w:val="center"/>
           </w:tcPr>
           <w:p>
@@ -913,6 +997,12 @@
         <w:tc>
           <w:tcPr>
             <w:tcW w:type="dxa" w:w="2000"/>
+            <w:tcMar>
+              <w:top w:type="dxa" w:w="80"/>
+              <w:left w:type="dxa" w:w="100"/>
+              <w:bottom w:type="dxa" w:w="80"/>
+              <w:right w:type="dxa" w:w="100"/>
+            </w:tcMar>
             <w:vAlign w:val="center"/>
           </w:tcPr>
           <w:p>
@@ -936,6 +1026,12 @@
         <w:tc>
           <w:tcPr>
             <w:tcW w:type="dxa" w:w="4200"/>
+            <w:tcMar>
+              <w:top w:type="dxa" w:w="80"/>
+              <w:left w:type="dxa" w:w="100"/>
+              <w:bottom w:type="dxa" w:w="80"/>
+              <w:right w:type="dxa" w:w="100"/>
+            </w:tcMar>
             <w:vAlign w:val="center"/>
           </w:tcPr>
           <w:p>
@@ -957,6 +1053,12 @@
         <w:tc>
           <w:tcPr>
             <w:tcW w:type="dxa" w:w="3600"/>
+            <w:tcMar>
+              <w:top w:type="dxa" w:w="80"/>
+              <w:left w:type="dxa" w:w="100"/>
+              <w:bottom w:type="dxa" w:w="80"/>
+              <w:right w:type="dxa" w:w="100"/>
+            </w:tcMar>
             <w:vAlign w:val="center"/>
           </w:tcPr>
           <w:p>
@@ -978,6 +1080,12 @@
         <w:tc>
           <w:tcPr>
             <w:tcW w:type="dxa" w:w="2000"/>
+            <w:tcMar>
+              <w:top w:type="dxa" w:w="80"/>
+              <w:left w:type="dxa" w:w="100"/>
+              <w:bottom w:type="dxa" w:w="80"/>
+              <w:right w:type="dxa" w:w="100"/>
+            </w:tcMar>
             <w:vAlign w:val="center"/>
           </w:tcPr>
           <w:p>
@@ -1001,6 +1109,12 @@
         <w:tc>
           <w:tcPr>
             <w:tcW w:type="dxa" w:w="4200"/>
+            <w:tcMar>
+              <w:top w:type="dxa" w:w="80"/>
+              <w:left w:type="dxa" w:w="100"/>
+              <w:bottom w:type="dxa" w:w="80"/>
+              <w:right w:type="dxa" w:w="100"/>
+            </w:tcMar>
             <w:vAlign w:val="center"/>
           </w:tcPr>
           <w:p>
@@ -1022,6 +1136,12 @@
         <w:tc>
           <w:tcPr>
             <w:tcW w:type="dxa" w:w="3600"/>
+            <w:tcMar>
+              <w:top w:type="dxa" w:w="80"/>
+              <w:left w:type="dxa" w:w="100"/>
+              <w:bottom w:type="dxa" w:w="80"/>
+              <w:right w:type="dxa" w:w="100"/>
+            </w:tcMar>
             <w:vAlign w:val="center"/>
           </w:tcPr>
           <w:p>
@@ -1043,6 +1163,12 @@
         <w:tc>
           <w:tcPr>
             <w:tcW w:type="dxa" w:w="2000"/>
+            <w:tcMar>
+              <w:top w:type="dxa" w:w="80"/>
+              <w:left w:type="dxa" w:w="100"/>
+              <w:bottom w:type="dxa" w:w="80"/>
+              <w:right w:type="dxa" w:w="100"/>
+            </w:tcMar>
             <w:vAlign w:val="center"/>
           </w:tcPr>
           <w:p>
@@ -1074,7 +1200,7 @@
           <w:sz w:val="22"/>
           <w:szCs w:val="22"/>
         </w:rPr>
-        <w:t xml:space="preserve">Não foram coletados nem simulados dados em nível de cliente individual (nome, contrato específico, histórico de interação por cliente), tanto pela limitação de disponibilidade de dados da organização parceira quanto por uma decisão metodológica: avaliar a solução de forma agregada, comparando os totais da Databurgo a benchmarks de mercado, evita o risco — apontado nas aulas da disciplina — de tirar conclusões de indicadores isolados sem contexto comparativo.</w:t>
+        <w:t xml:space="preserve">A base foi tratada de forma agregada, comparando os totais da Databurgo a benchmarks de mercado — abordagem que evita o risco, apontado nas aulas da disciplina, de tirar conclusões de indicadores isolados sem contexto comparativo.</w:t>
       </w:r>
     </w:p>
     <w:p>
@@ -1097,7 +1223,21 @@
           <w:sz w:val="22"/>
           <w:szCs w:val="22"/>
         </w:rPr>
-        <w:t xml:space="preserve">Os KPIs foram definidos antes da construção de qualquer visualização, seguindo a orientação de que o indicador precisa existir e ser justificado por escrito antes do dashboard ser construído em cima dele. Optou-se por um conjunto reduzido de quatro indicadores, organizados em três perspectivas complementares — inspiradas na lógica de um Balanced Scorecard — para evitar tanto o erro de avaliar desempenho por uma métrica isolada quanto o de criar uma lista extensa e inviável de acompanhar.</w:t>
+        <w:t xml:space="preserve">Os KPIs foram definidos antes da construção de qualquer visualização, seguindo a orientação de que o indicador precisa existir e ser justificado por escrito antes do dashboard ser construído em cima dele. Optou-se por um conjunto reduzido de quatro indicadores, organizados em três perspectivas complementares — inspiradas na lógica do Balanced Scorecard apresentado na Aula 2 da disciplina — para evitar tanto o erro de avaliar desempenho por uma métrica isolada quanto o de criar uma lista extensa e inviável de acompanhar.</w:t>
+      </w:r>
+    </w:p>
+    <w:p>
+      <w:pPr>
+        <w:spacing w:after="200" w:line="276"/>
+        <w:jc w:val="both"/>
+      </w:pPr>
+      <w:r>
+        <w:rPr>
+          <w:rFonts w:ascii="Calibri" w:cs="Calibri" w:eastAsia="Calibri" w:hAnsi="Calibri"/>
+          <w:sz w:val="22"/>
+          <w:szCs w:val="22"/>
+        </w:rPr>
+        <w:t xml:space="preserve">Cada indicador é documentado a seguir em formato de ficha padronizada — nome, pergunta de negócio que motiva o indicador, fórmula de cálculo, fonte dos dados, periodicidade recomendada, referência de comparação, leitura por semáforo e ação esperada — seguindo o mesmo padrão de documentação de KPI demonstrado pelo professor Thalles no material de apoio da disciplina ("Do dado ao dashboard"), o que garante que cada métrica seja definida, comparável, acionável, rastreável e periódica.</w:t>
       </w:r>
     </w:p>
     <w:p>
@@ -1111,26 +1251,1540 @@
     </w:p>
     <w:p>
       <w:pPr>
+        <w:spacing w:after="100" w:before="250"/>
+      </w:pPr>
+      <w:r>
+        <w:rPr>
+          <w:rFonts w:ascii="Calibri" w:cs="Calibri" w:eastAsia="Calibri" w:hAnsi="Calibri"/>
+          <w:b/>
+          <w:bCs/>
+          <w:color w:val="444444"/>
+          <w:sz w:val="22"/>
+          <w:szCs w:val="22"/>
+        </w:rPr>
+        <w:t xml:space="preserve">Ficha de KPI — MRR e Ticket Médio por Cliente</w:t>
+      </w:r>
+    </w:p>
+    <w:tbl>
+      <w:tblPr>
+        <w:tblW w:type="dxa" w:w="9200"/>
+        <w:tblBorders>
+          <w:top w:val="single" w:color="auto" w:sz="4"/>
+          <w:left w:val="single" w:color="auto" w:sz="4"/>
+          <w:bottom w:val="single" w:color="auto" w:sz="4"/>
+          <w:right w:val="single" w:color="auto" w:sz="4"/>
+          <w:insideH w:val="single" w:color="auto" w:sz="4"/>
+          <w:insideV w:val="single" w:color="auto" w:sz="4"/>
+        </w:tblBorders>
+      </w:tblPr>
+      <w:tblGrid>
+        <w:gridCol w:w="2400"/>
+        <w:gridCol w:w="6800"/>
+      </w:tblGrid>
+      <w:tr>
+        <w:tc>
+          <w:tcPr>
+            <w:tcW w:type="dxa" w:w="2400"/>
+            <w:shd w:fill="D9E2F3" w:val="clear"/>
+            <w:tcMar>
+              <w:top w:type="dxa" w:w="80"/>
+              <w:left w:type="dxa" w:w="100"/>
+              <w:bottom w:type="dxa" w:w="80"/>
+              <w:right w:type="dxa" w:w="100"/>
+            </w:tcMar>
+            <w:vAlign w:val="center"/>
+          </w:tcPr>
+          <w:p>
+            <w:pPr>
+              <w:jc w:val="left"/>
+            </w:pPr>
+            <w:r>
+              <w:rPr>
+                <w:rFonts w:ascii="Calibri" w:cs="Calibri" w:eastAsia="Calibri" w:hAnsi="Calibri"/>
+                <w:b/>
+                <w:bCs/>
+                <w:sz w:val="20"/>
+                <w:szCs w:val="20"/>
+              </w:rPr>
+              <w:t xml:space="preserve">Nome</w:t>
+            </w:r>
+          </w:p>
+        </w:tc>
+        <w:tc>
+          <w:tcPr>
+            <w:tcW w:type="dxa" w:w="6800"/>
+            <w:tcMar>
+              <w:top w:type="dxa" w:w="80"/>
+              <w:left w:type="dxa" w:w="100"/>
+              <w:bottom w:type="dxa" w:w="80"/>
+              <w:right w:type="dxa" w:w="100"/>
+            </w:tcMar>
+            <w:vAlign w:val="center"/>
+          </w:tcPr>
+          <w:p>
+            <w:pPr>
+              <w:jc w:val="left"/>
+            </w:pPr>
+            <w:r>
+              <w:rPr>
+                <w:rFonts w:ascii="Calibri" w:cs="Calibri" w:eastAsia="Calibri" w:hAnsi="Calibri"/>
+                <w:b w:val="false"/>
+                <w:bCs w:val="false"/>
+                <w:sz w:val="20"/>
+                <w:szCs w:val="20"/>
+              </w:rPr>
+              <w:t xml:space="preserve">Receita Recorrente Mensal (MRR) e Ticket Médio por Cliente</w:t>
+            </w:r>
+          </w:p>
+        </w:tc>
+      </w:tr>
+      <w:tr>
+        <w:tc>
+          <w:tcPr>
+            <w:tcW w:type="dxa" w:w="2400"/>
+            <w:shd w:fill="D9E2F3" w:val="clear"/>
+            <w:tcMar>
+              <w:top w:type="dxa" w:w="80"/>
+              <w:left w:type="dxa" w:w="100"/>
+              <w:bottom w:type="dxa" w:w="80"/>
+              <w:right w:type="dxa" w:w="100"/>
+            </w:tcMar>
+            <w:vAlign w:val="center"/>
+          </w:tcPr>
+          <w:p>
+            <w:pPr>
+              <w:jc w:val="left"/>
+            </w:pPr>
+            <w:r>
+              <w:rPr>
+                <w:rFonts w:ascii="Calibri" w:cs="Calibri" w:eastAsia="Calibri" w:hAnsi="Calibri"/>
+                <w:b/>
+                <w:bCs/>
+                <w:sz w:val="20"/>
+                <w:szCs w:val="20"/>
+              </w:rPr>
+              <w:t xml:space="preserve">Pergunta de negócio</w:t>
+            </w:r>
+          </w:p>
+        </w:tc>
+        <w:tc>
+          <w:tcPr>
+            <w:tcW w:type="dxa" w:w="6800"/>
+            <w:tcMar>
+              <w:top w:type="dxa" w:w="80"/>
+              <w:left w:type="dxa" w:w="100"/>
+              <w:bottom w:type="dxa" w:w="80"/>
+              <w:right w:type="dxa" w:w="100"/>
+            </w:tcMar>
+            <w:vAlign w:val="center"/>
+          </w:tcPr>
+          <w:p>
+            <w:pPr>
+              <w:jc w:val="left"/>
+            </w:pPr>
+            <w:r>
+              <w:rPr>
+                <w:rFonts w:ascii="Calibri" w:cs="Calibri" w:eastAsia="Calibri" w:hAnsi="Calibri"/>
+                <w:b w:val="false"/>
+                <w:bCs w:val="false"/>
+                <w:sz w:val="20"/>
+                <w:szCs w:val="20"/>
+              </w:rPr>
+              <w:t xml:space="preserve">Qual é o tamanho da receita recorrente da empresa e como ela está distribuída entre os clientes ativos?</w:t>
+            </w:r>
+          </w:p>
+        </w:tc>
+      </w:tr>
+      <w:tr>
+        <w:tc>
+          <w:tcPr>
+            <w:tcW w:type="dxa" w:w="2400"/>
+            <w:shd w:fill="D9E2F3" w:val="clear"/>
+            <w:tcMar>
+              <w:top w:type="dxa" w:w="80"/>
+              <w:left w:type="dxa" w:w="100"/>
+              <w:bottom w:type="dxa" w:w="80"/>
+              <w:right w:type="dxa" w:w="100"/>
+            </w:tcMar>
+            <w:vAlign w:val="center"/>
+          </w:tcPr>
+          <w:p>
+            <w:pPr>
+              <w:jc w:val="left"/>
+            </w:pPr>
+            <w:r>
+              <w:rPr>
+                <w:rFonts w:ascii="Calibri" w:cs="Calibri" w:eastAsia="Calibri" w:hAnsi="Calibri"/>
+                <w:b/>
+                <w:bCs/>
+                <w:sz w:val="20"/>
+                <w:szCs w:val="20"/>
+              </w:rPr>
+              <w:t xml:space="preserve">Fórmula</w:t>
+            </w:r>
+          </w:p>
+        </w:tc>
+        <w:tc>
+          <w:tcPr>
+            <w:tcW w:type="dxa" w:w="6800"/>
+            <w:tcMar>
+              <w:top w:type="dxa" w:w="80"/>
+              <w:left w:type="dxa" w:w="100"/>
+              <w:bottom w:type="dxa" w:w="80"/>
+              <w:right w:type="dxa" w:w="100"/>
+            </w:tcMar>
+            <w:vAlign w:val="center"/>
+          </w:tcPr>
+          <w:p>
+            <w:pPr>
+              <w:jc w:val="left"/>
+            </w:pPr>
+            <w:r>
+              <w:rPr>
+                <w:rFonts w:ascii="Calibri" w:cs="Calibri" w:eastAsia="Calibri" w:hAnsi="Calibri"/>
+                <w:b w:val="false"/>
+                <w:bCs w:val="false"/>
+                <w:sz w:val="20"/>
+                <w:szCs w:val="20"/>
+              </w:rPr>
+              <w:t xml:space="preserve">MRR = valor informado pela empresa; Ticket médio = MRR ÷ clientes ativos no fim do período</w:t>
+            </w:r>
+          </w:p>
+        </w:tc>
+      </w:tr>
+      <w:tr>
+        <w:tc>
+          <w:tcPr>
+            <w:tcW w:type="dxa" w:w="2400"/>
+            <w:shd w:fill="D9E2F3" w:val="clear"/>
+            <w:tcMar>
+              <w:top w:type="dxa" w:w="80"/>
+              <w:left w:type="dxa" w:w="100"/>
+              <w:bottom w:type="dxa" w:w="80"/>
+              <w:right w:type="dxa" w:w="100"/>
+            </w:tcMar>
+            <w:vAlign w:val="center"/>
+          </w:tcPr>
+          <w:p>
+            <w:pPr>
+              <w:jc w:val="left"/>
+            </w:pPr>
+            <w:r>
+              <w:rPr>
+                <w:rFonts w:ascii="Calibri" w:cs="Calibri" w:eastAsia="Calibri" w:hAnsi="Calibri"/>
+                <w:b/>
+                <w:bCs/>
+                <w:sz w:val="20"/>
+                <w:szCs w:val="20"/>
+              </w:rPr>
+              <w:t xml:space="preserve">Fonte e colunas</w:t>
+            </w:r>
+          </w:p>
+        </w:tc>
+        <w:tc>
+          <w:tcPr>
+            <w:tcW w:type="dxa" w:w="6800"/>
+            <w:tcMar>
+              <w:top w:type="dxa" w:w="80"/>
+              <w:left w:type="dxa" w:w="100"/>
+              <w:bottom w:type="dxa" w:w="80"/>
+              <w:right w:type="dxa" w:w="100"/>
+            </w:tcMar>
+            <w:vAlign w:val="center"/>
+          </w:tcPr>
+          <w:p>
+            <w:pPr>
+              <w:jc w:val="left"/>
+            </w:pPr>
+            <w:r>
+              <w:rPr>
+                <w:rFonts w:ascii="Calibri" w:cs="Calibri" w:eastAsia="Calibri" w:hAnsi="Calibri"/>
+                <w:b w:val="false"/>
+                <w:bCs w:val="false"/>
+                <w:sz w:val="20"/>
+                <w:szCs w:val="20"/>
+              </w:rPr>
+              <w:t xml:space="preserve">Dados agregados informados pela Databurgo (mrr, clientes_ativos_fim)</w:t>
+            </w:r>
+          </w:p>
+        </w:tc>
+      </w:tr>
+      <w:tr>
+        <w:tc>
+          <w:tcPr>
+            <w:tcW w:type="dxa" w:w="2400"/>
+            <w:shd w:fill="D9E2F3" w:val="clear"/>
+            <w:tcMar>
+              <w:top w:type="dxa" w:w="80"/>
+              <w:left w:type="dxa" w:w="100"/>
+              <w:bottom w:type="dxa" w:w="80"/>
+              <w:right w:type="dxa" w:w="100"/>
+            </w:tcMar>
+            <w:vAlign w:val="center"/>
+          </w:tcPr>
+          <w:p>
+            <w:pPr>
+              <w:jc w:val="left"/>
+            </w:pPr>
+            <w:r>
+              <w:rPr>
+                <w:rFonts w:ascii="Calibri" w:cs="Calibri" w:eastAsia="Calibri" w:hAnsi="Calibri"/>
+                <w:b/>
+                <w:bCs/>
+                <w:sz w:val="20"/>
+                <w:szCs w:val="20"/>
+              </w:rPr>
+              <w:t xml:space="preserve">Periodicidade</w:t>
+            </w:r>
+          </w:p>
+        </w:tc>
+        <w:tc>
+          <w:tcPr>
+            <w:tcW w:type="dxa" w:w="6800"/>
+            <w:tcMar>
+              <w:top w:type="dxa" w:w="80"/>
+              <w:left w:type="dxa" w:w="100"/>
+              <w:bottom w:type="dxa" w:w="80"/>
+              <w:right w:type="dxa" w:w="100"/>
+            </w:tcMar>
+            <w:vAlign w:val="center"/>
+          </w:tcPr>
+          <w:p>
+            <w:pPr>
+              <w:jc w:val="left"/>
+            </w:pPr>
+            <w:r>
+              <w:rPr>
+                <w:rFonts w:ascii="Calibri" w:cs="Calibri" w:eastAsia="Calibri" w:hAnsi="Calibri"/>
+                <w:b w:val="false"/>
+                <w:bCs w:val="false"/>
+                <w:sz w:val="20"/>
+                <w:szCs w:val="20"/>
+              </w:rPr>
+              <w:t xml:space="preserve">Mensal, com acompanhamento recomendado a cada novo período de reporte</w:t>
+            </w:r>
+          </w:p>
+        </w:tc>
+      </w:tr>
+      <w:tr>
+        <w:tc>
+          <w:tcPr>
+            <w:tcW w:type="dxa" w:w="2400"/>
+            <w:shd w:fill="D9E2F3" w:val="clear"/>
+            <w:tcMar>
+              <w:top w:type="dxa" w:w="80"/>
+              <w:left w:type="dxa" w:w="100"/>
+              <w:bottom w:type="dxa" w:w="80"/>
+              <w:right w:type="dxa" w:w="100"/>
+            </w:tcMar>
+            <w:vAlign w:val="center"/>
+          </w:tcPr>
+          <w:p>
+            <w:pPr>
+              <w:jc w:val="left"/>
+            </w:pPr>
+            <w:r>
+              <w:rPr>
+                <w:rFonts w:ascii="Calibri" w:cs="Calibri" w:eastAsia="Calibri" w:hAnsi="Calibri"/>
+                <w:b/>
+                <w:bCs/>
+                <w:sz w:val="20"/>
+                <w:szCs w:val="20"/>
+              </w:rPr>
+              <w:t xml:space="preserve">Referência</w:t>
+            </w:r>
+          </w:p>
+        </w:tc>
+        <w:tc>
+          <w:tcPr>
+            <w:tcW w:type="dxa" w:w="6800"/>
+            <w:tcMar>
+              <w:top w:type="dxa" w:w="80"/>
+              <w:left w:type="dxa" w:w="100"/>
+              <w:bottom w:type="dxa" w:w="80"/>
+              <w:right w:type="dxa" w:w="100"/>
+            </w:tcMar>
+            <w:vAlign w:val="center"/>
+          </w:tcPr>
+          <w:p>
+            <w:pPr>
+              <w:jc w:val="left"/>
+            </w:pPr>
+            <w:r>
+              <w:rPr>
+                <w:rFonts w:ascii="Calibri" w:cs="Calibri" w:eastAsia="Calibri" w:hAnsi="Calibri"/>
+                <w:b w:val="false"/>
+                <w:bCs w:val="false"/>
+                <w:sz w:val="20"/>
+                <w:szCs w:val="20"/>
+              </w:rPr>
+              <w:t xml:space="preserve">Linha de base interna da própria empresa (sem benchmark externo específico para o segmento de desenvolvimento web de pequeno porte)</w:t>
+            </w:r>
+          </w:p>
+        </w:tc>
+      </w:tr>
+    </w:tbl>
+    <w:p>
+      <w:pPr>
+        <w:spacing w:after="120"/>
+      </w:pPr>
+    </w:p>
+    <w:tbl>
+      <w:tblPr>
+        <w:tblW w:type="dxa" w:w="9200"/>
+        <w:tblBorders>
+          <w:top w:val="single" w:color="auto" w:sz="4"/>
+          <w:left w:val="single" w:color="auto" w:sz="4"/>
+          <w:bottom w:val="single" w:color="auto" w:sz="4"/>
+          <w:right w:val="single" w:color="auto" w:sz="4"/>
+          <w:insideH w:val="single" w:color="auto" w:sz="4"/>
+          <w:insideV w:val="single" w:color="auto" w:sz="4"/>
+        </w:tblBorders>
+      </w:tblPr>
+      <w:tblGrid>
+        <w:gridCol w:w="3067"/>
+        <w:gridCol w:w="3066"/>
+        <w:gridCol w:w="3067"/>
+      </w:tblGrid>
+      <w:tr>
+        <w:tc>
+          <w:tcPr>
+            <w:tcW w:type="dxa" w:w="3067"/>
+            <w:shd w:fill="2E7D32" w:val="clear"/>
+            <w:tcMar>
+              <w:top w:type="dxa" w:w="140"/>
+              <w:left w:type="dxa" w:w="160"/>
+              <w:bottom w:type="dxa" w:w="140"/>
+              <w:right w:type="dxa" w:w="160"/>
+            </w:tcMar>
+            <w:vAlign w:val="center"/>
+          </w:tcPr>
+          <w:p>
+            <w:pPr>
+              <w:spacing w:after="60"/>
+            </w:pPr>
+            <w:r>
+              <w:rPr>
+                <w:rFonts w:ascii="Calibri" w:cs="Calibri" w:eastAsia="Calibri" w:hAnsi="Calibri"/>
+                <w:b/>
+                <w:bCs/>
+                <w:color w:val="FFFFFF"/>
+                <w:sz w:val="20"/>
+                <w:szCs w:val="20"/>
+              </w:rPr>
+              <w:t xml:space="preserve">🟢 SAUDÁVEL</w:t>
+            </w:r>
+          </w:p>
+          <w:p>
+            <w:r>
+              <w:rPr>
+                <w:rFonts w:ascii="Calibri" w:cs="Calibri" w:eastAsia="Calibri" w:hAnsi="Calibri"/>
+                <w:color w:val="FFFFFF"/>
+                <w:sz w:val="19"/>
+                <w:szCs w:val="19"/>
+              </w:rPr>
+              <w:t xml:space="preserve">Ticket médio estável ou em alta</w:t>
+            </w:r>
+          </w:p>
+        </w:tc>
+        <w:tc>
+          <w:tcPr>
+            <w:tcW w:type="dxa" w:w="3066"/>
+            <w:shd w:fill="F9A825" w:val="clear"/>
+            <w:tcMar>
+              <w:top w:type="dxa" w:w="140"/>
+              <w:left w:type="dxa" w:w="160"/>
+              <w:bottom w:type="dxa" w:w="140"/>
+              <w:right w:type="dxa" w:w="160"/>
+            </w:tcMar>
+            <w:vAlign w:val="center"/>
+          </w:tcPr>
+          <w:p>
+            <w:pPr>
+              <w:spacing w:after="60"/>
+            </w:pPr>
+            <w:r>
+              <w:rPr>
+                <w:rFonts w:ascii="Calibri" w:cs="Calibri" w:eastAsia="Calibri" w:hAnsi="Calibri"/>
+                <w:b/>
+                <w:bCs/>
+                <w:color w:val="5C4200"/>
+                <w:sz w:val="20"/>
+                <w:szCs w:val="20"/>
+              </w:rPr>
+              <w:t xml:space="preserve">🟡 ATENÇÃO</w:t>
+            </w:r>
+          </w:p>
+          <w:p>
+            <w:r>
+              <w:rPr>
+                <w:rFonts w:ascii="Calibri" w:cs="Calibri" w:eastAsia="Calibri" w:hAnsi="Calibri"/>
+                <w:color w:val="5C4200"/>
+                <w:sz w:val="19"/>
+                <w:szCs w:val="19"/>
+              </w:rPr>
+              <w:t xml:space="preserve">Ticket médio em leve queda</w:t>
+            </w:r>
+          </w:p>
+        </w:tc>
+        <w:tc>
+          <w:tcPr>
+            <w:tcW w:type="dxa" w:w="3067"/>
+            <w:shd w:fill="C62828" w:val="clear"/>
+            <w:tcMar>
+              <w:top w:type="dxa" w:w="140"/>
+              <w:left w:type="dxa" w:w="160"/>
+              <w:bottom w:type="dxa" w:w="140"/>
+              <w:right w:type="dxa" w:w="160"/>
+            </w:tcMar>
+            <w:vAlign w:val="center"/>
+          </w:tcPr>
+          <w:p>
+            <w:pPr>
+              <w:spacing w:after="60"/>
+            </w:pPr>
+            <w:r>
+              <w:rPr>
+                <w:rFonts w:ascii="Calibri" w:cs="Calibri" w:eastAsia="Calibri" w:hAnsi="Calibri"/>
+                <w:b/>
+                <w:bCs/>
+                <w:color w:val="FFFFFF"/>
+                <w:sz w:val="20"/>
+                <w:szCs w:val="20"/>
+              </w:rPr>
+              <w:t xml:space="preserve">🔴 CRÍTICO</w:t>
+            </w:r>
+          </w:p>
+          <w:p>
+            <w:r>
+              <w:rPr>
+                <w:rFonts w:ascii="Calibri" w:cs="Calibri" w:eastAsia="Calibri" w:hAnsi="Calibri"/>
+                <w:color w:val="FFFFFF"/>
+                <w:sz w:val="19"/>
+                <w:szCs w:val="19"/>
+              </w:rPr>
+              <w:t xml:space="preserve">Queda relevante no ticket médio</w:t>
+            </w:r>
+          </w:p>
+        </w:tc>
+      </w:tr>
+    </w:tbl>
+    <w:p>
+      <w:pPr>
+        <w:spacing w:after="150"/>
+      </w:pPr>
+    </w:p>
+    <w:p>
+      <w:pPr>
         <w:spacing w:after="200" w:line="276"/>
         <w:jc w:val="both"/>
       </w:pPr>
       <w:r>
         <w:rPr>
           <w:rFonts w:ascii="Calibri" w:cs="Calibri" w:eastAsia="Calibri" w:hAnsi="Calibri"/>
+          <w:sz w:val="22"/>
+          <w:szCs w:val="22"/>
+        </w:rPr>
+        <w:t xml:space="preserve">Ação esperada: acompanhar a evolução do MRR e do ticket médio período a período; quedas bruscas no ticket médio, mesmo com o MRR total estável, podem indicar concentração de receita em poucos clientes de alto valor — um risco de dependência que merece investigação.</w:t>
+      </w:r>
+    </w:p>
+    <w:p>
+      <w:pPr>
+        <w:pStyle w:val="Heading2"/>
+        <w:spacing w:after="150" w:before="300"/>
+      </w:pPr>
+      <w:r>
+        <w:t xml:space="preserve">6.2. Perspectiva Cliente / Retenção</w:t>
+      </w:r>
+    </w:p>
+    <w:p>
+      <w:pPr>
+        <w:spacing w:after="100" w:before="250"/>
+      </w:pPr>
+      <w:r>
+        <w:rPr>
+          <w:rFonts w:ascii="Calibri" w:cs="Calibri" w:eastAsia="Calibri" w:hAnsi="Calibri"/>
           <w:b/>
           <w:bCs/>
-          <w:sz w:val="22"/>
-          <w:szCs w:val="22"/>
-        </w:rPr>
-        <w:t xml:space="preserve">Receita Recorrente Mensal (MRR) e Ticket Médio por Cliente. </w:t>
-      </w:r>
-      <w:r>
-        <w:rPr>
-          <w:rFonts w:ascii="Calibri" w:cs="Calibri" w:eastAsia="Calibri" w:hAnsi="Calibri"/>
-          <w:sz w:val="22"/>
-          <w:szCs w:val="22"/>
-        </w:rPr>
-        <w:t xml:space="preserve">O MRR é a base de sustentabilidade financeira de um negócio de serviços recorrentes; acompanhar seu valor absoluto e o ticket médio por cliente ativo (MRR dividido pelo número de clientes) permite observar não só quanto a empresa fatura, mas se esse faturamento está concentrado em poucos clientes de alto valor ou distribuído de forma mais equilibrada.</w:t>
+          <w:color w:val="444444"/>
+          <w:sz w:val="22"/>
+          <w:szCs w:val="22"/>
+        </w:rPr>
+        <w:t xml:space="preserve">Ficha de KPI — Taxa de Churn Mensal</w:t>
+      </w:r>
+    </w:p>
+    <w:tbl>
+      <w:tblPr>
+        <w:tblW w:type="dxa" w:w="9200"/>
+        <w:tblBorders>
+          <w:top w:val="single" w:color="auto" w:sz="4"/>
+          <w:left w:val="single" w:color="auto" w:sz="4"/>
+          <w:bottom w:val="single" w:color="auto" w:sz="4"/>
+          <w:right w:val="single" w:color="auto" w:sz="4"/>
+          <w:insideH w:val="single" w:color="auto" w:sz="4"/>
+          <w:insideV w:val="single" w:color="auto" w:sz="4"/>
+        </w:tblBorders>
+      </w:tblPr>
+      <w:tblGrid>
+        <w:gridCol w:w="2400"/>
+        <w:gridCol w:w="6800"/>
+      </w:tblGrid>
+      <w:tr>
+        <w:tc>
+          <w:tcPr>
+            <w:tcW w:type="dxa" w:w="2400"/>
+            <w:shd w:fill="D9E2F3" w:val="clear"/>
+            <w:tcMar>
+              <w:top w:type="dxa" w:w="80"/>
+              <w:left w:type="dxa" w:w="100"/>
+              <w:bottom w:type="dxa" w:w="80"/>
+              <w:right w:type="dxa" w:w="100"/>
+            </w:tcMar>
+            <w:vAlign w:val="center"/>
+          </w:tcPr>
+          <w:p>
+            <w:pPr>
+              <w:jc w:val="left"/>
+            </w:pPr>
+            <w:r>
+              <w:rPr>
+                <w:rFonts w:ascii="Calibri" w:cs="Calibri" w:eastAsia="Calibri" w:hAnsi="Calibri"/>
+                <w:b/>
+                <w:bCs/>
+                <w:sz w:val="20"/>
+                <w:szCs w:val="20"/>
+              </w:rPr>
+              <w:t xml:space="preserve">Nome</w:t>
+            </w:r>
+          </w:p>
+        </w:tc>
+        <w:tc>
+          <w:tcPr>
+            <w:tcW w:type="dxa" w:w="6800"/>
+            <w:tcMar>
+              <w:top w:type="dxa" w:w="80"/>
+              <w:left w:type="dxa" w:w="100"/>
+              <w:bottom w:type="dxa" w:w="80"/>
+              <w:right w:type="dxa" w:w="100"/>
+            </w:tcMar>
+            <w:vAlign w:val="center"/>
+          </w:tcPr>
+          <w:p>
+            <w:pPr>
+              <w:jc w:val="left"/>
+            </w:pPr>
+            <w:r>
+              <w:rPr>
+                <w:rFonts w:ascii="Calibri" w:cs="Calibri" w:eastAsia="Calibri" w:hAnsi="Calibri"/>
+                <w:b w:val="false"/>
+                <w:bCs w:val="false"/>
+                <w:sz w:val="20"/>
+                <w:szCs w:val="20"/>
+              </w:rPr>
+              <w:t xml:space="preserve">Taxa de Churn Mensal (equivalente)</w:t>
+            </w:r>
+          </w:p>
+        </w:tc>
+      </w:tr>
+      <w:tr>
+        <w:tc>
+          <w:tcPr>
+            <w:tcW w:type="dxa" w:w="2400"/>
+            <w:shd w:fill="D9E2F3" w:val="clear"/>
+            <w:tcMar>
+              <w:top w:type="dxa" w:w="80"/>
+              <w:left w:type="dxa" w:w="100"/>
+              <w:bottom w:type="dxa" w:w="80"/>
+              <w:right w:type="dxa" w:w="100"/>
+            </w:tcMar>
+            <w:vAlign w:val="center"/>
+          </w:tcPr>
+          <w:p>
+            <w:pPr>
+              <w:jc w:val="left"/>
+            </w:pPr>
+            <w:r>
+              <w:rPr>
+                <w:rFonts w:ascii="Calibri" w:cs="Calibri" w:eastAsia="Calibri" w:hAnsi="Calibri"/>
+                <w:b/>
+                <w:bCs/>
+                <w:sz w:val="20"/>
+                <w:szCs w:val="20"/>
+              </w:rPr>
+              <w:t xml:space="preserve">Pergunta de negócio</w:t>
+            </w:r>
+          </w:p>
+        </w:tc>
+        <w:tc>
+          <w:tcPr>
+            <w:tcW w:type="dxa" w:w="6800"/>
+            <w:tcMar>
+              <w:top w:type="dxa" w:w="80"/>
+              <w:left w:type="dxa" w:w="100"/>
+              <w:bottom w:type="dxa" w:w="80"/>
+              <w:right w:type="dxa" w:w="100"/>
+            </w:tcMar>
+            <w:vAlign w:val="center"/>
+          </w:tcPr>
+          <w:p>
+            <w:pPr>
+              <w:jc w:val="left"/>
+            </w:pPr>
+            <w:r>
+              <w:rPr>
+                <w:rFonts w:ascii="Calibri" w:cs="Calibri" w:eastAsia="Calibri" w:hAnsi="Calibri"/>
+                <w:b w:val="false"/>
+                <w:bCs w:val="false"/>
+                <w:sz w:val="20"/>
+                <w:szCs w:val="20"/>
+              </w:rPr>
+              <w:t xml:space="preserve">Comparada a outras pequenas empresas de tecnologia, a Databurgo está perdendo clientes rápido demais — ou está indo bem, só que sem saber disso?</w:t>
+            </w:r>
+          </w:p>
+        </w:tc>
+      </w:tr>
+      <w:tr>
+        <w:tc>
+          <w:tcPr>
+            <w:tcW w:type="dxa" w:w="2400"/>
+            <w:shd w:fill="D9E2F3" w:val="clear"/>
+            <w:tcMar>
+              <w:top w:type="dxa" w:w="80"/>
+              <w:left w:type="dxa" w:w="100"/>
+              <w:bottom w:type="dxa" w:w="80"/>
+              <w:right w:type="dxa" w:w="100"/>
+            </w:tcMar>
+            <w:vAlign w:val="center"/>
+          </w:tcPr>
+          <w:p>
+            <w:pPr>
+              <w:jc w:val="left"/>
+            </w:pPr>
+            <w:r>
+              <w:rPr>
+                <w:rFonts w:ascii="Calibri" w:cs="Calibri" w:eastAsia="Calibri" w:hAnsi="Calibri"/>
+                <w:b/>
+                <w:bCs/>
+                <w:sz w:val="20"/>
+                <w:szCs w:val="20"/>
+              </w:rPr>
+              <w:t xml:space="preserve">Fórmula</w:t>
+            </w:r>
+          </w:p>
+        </w:tc>
+        <w:tc>
+          <w:tcPr>
+            <w:tcW w:type="dxa" w:w="6800"/>
+            <w:tcMar>
+              <w:top w:type="dxa" w:w="80"/>
+              <w:left w:type="dxa" w:w="100"/>
+              <w:bottom w:type="dxa" w:w="80"/>
+              <w:right w:type="dxa" w:w="100"/>
+            </w:tcMar>
+            <w:vAlign w:val="center"/>
+          </w:tcPr>
+          <w:p>
+            <w:pPr>
+              <w:jc w:val="left"/>
+            </w:pPr>
+            <w:r>
+              <w:rPr>
+                <w:rFonts w:ascii="Calibri" w:cs="Calibri" w:eastAsia="Calibri" w:hAnsi="Calibri"/>
+                <w:b w:val="false"/>
+                <w:bCs w:val="false"/>
+                <w:sz w:val="20"/>
+                <w:szCs w:val="20"/>
+              </w:rPr>
+              <w:t xml:space="preserve">1 − (1 − cancelamentos ÷ clientes_ativos_início) elevado a (1 ÷ meses_do_período), convertido em percentual</w:t>
+            </w:r>
+          </w:p>
+        </w:tc>
+      </w:tr>
+      <w:tr>
+        <w:tc>
+          <w:tcPr>
+            <w:tcW w:type="dxa" w:w="2400"/>
+            <w:shd w:fill="D9E2F3" w:val="clear"/>
+            <w:tcMar>
+              <w:top w:type="dxa" w:w="80"/>
+              <w:left w:type="dxa" w:w="100"/>
+              <w:bottom w:type="dxa" w:w="80"/>
+              <w:right w:type="dxa" w:w="100"/>
+            </w:tcMar>
+            <w:vAlign w:val="center"/>
+          </w:tcPr>
+          <w:p>
+            <w:pPr>
+              <w:jc w:val="left"/>
+            </w:pPr>
+            <w:r>
+              <w:rPr>
+                <w:rFonts w:ascii="Calibri" w:cs="Calibri" w:eastAsia="Calibri" w:hAnsi="Calibri"/>
+                <w:b/>
+                <w:bCs/>
+                <w:sz w:val="20"/>
+                <w:szCs w:val="20"/>
+              </w:rPr>
+              <w:t xml:space="preserve">Fonte e colunas</w:t>
+            </w:r>
+          </w:p>
+        </w:tc>
+        <w:tc>
+          <w:tcPr>
+            <w:tcW w:type="dxa" w:w="6800"/>
+            <w:tcMar>
+              <w:top w:type="dxa" w:w="80"/>
+              <w:left w:type="dxa" w:w="100"/>
+              <w:bottom w:type="dxa" w:w="80"/>
+              <w:right w:type="dxa" w:w="100"/>
+            </w:tcMar>
+            <w:vAlign w:val="center"/>
+          </w:tcPr>
+          <w:p>
+            <w:pPr>
+              <w:jc w:val="left"/>
+            </w:pPr>
+            <w:r>
+              <w:rPr>
+                <w:rFonts w:ascii="Calibri" w:cs="Calibri" w:eastAsia="Calibri" w:hAnsi="Calibri"/>
+                <w:b w:val="false"/>
+                <w:bCs w:val="false"/>
+                <w:sz w:val="20"/>
+                <w:szCs w:val="20"/>
+              </w:rPr>
+              <w:t xml:space="preserve">Dados agregados informados pela Databurgo (clientes_ativos_início, cancelamentos, duração do período em meses)</w:t>
+            </w:r>
+          </w:p>
+        </w:tc>
+      </w:tr>
+      <w:tr>
+        <w:tc>
+          <w:tcPr>
+            <w:tcW w:type="dxa" w:w="2400"/>
+            <w:shd w:fill="D9E2F3" w:val="clear"/>
+            <w:tcMar>
+              <w:top w:type="dxa" w:w="80"/>
+              <w:left w:type="dxa" w:w="100"/>
+              <w:bottom w:type="dxa" w:w="80"/>
+              <w:right w:type="dxa" w:w="100"/>
+            </w:tcMar>
+            <w:vAlign w:val="center"/>
+          </w:tcPr>
+          <w:p>
+            <w:pPr>
+              <w:jc w:val="left"/>
+            </w:pPr>
+            <w:r>
+              <w:rPr>
+                <w:rFonts w:ascii="Calibri" w:cs="Calibri" w:eastAsia="Calibri" w:hAnsi="Calibri"/>
+                <w:b/>
+                <w:bCs/>
+                <w:sz w:val="20"/>
+                <w:szCs w:val="20"/>
+              </w:rPr>
+              <w:t xml:space="preserve">Periodicidade</w:t>
+            </w:r>
+          </w:p>
+        </w:tc>
+        <w:tc>
+          <w:tcPr>
+            <w:tcW w:type="dxa" w:w="6800"/>
+            <w:tcMar>
+              <w:top w:type="dxa" w:w="80"/>
+              <w:left w:type="dxa" w:w="100"/>
+              <w:bottom w:type="dxa" w:w="80"/>
+              <w:right w:type="dxa" w:w="100"/>
+            </w:tcMar>
+            <w:vAlign w:val="center"/>
+          </w:tcPr>
+          <w:p>
+            <w:pPr>
+              <w:jc w:val="left"/>
+            </w:pPr>
+            <w:r>
+              <w:rPr>
+                <w:rFonts w:ascii="Calibri" w:cs="Calibri" w:eastAsia="Calibri" w:hAnsi="Calibri"/>
+                <w:b w:val="false"/>
+                <w:bCs w:val="false"/>
+                <w:sz w:val="20"/>
+                <w:szCs w:val="20"/>
+              </w:rPr>
+              <w:t xml:space="preserve">Recomenda-se recalcular a cada trimestre, acompanhando a tendência e não apenas o retrato pontual</w:t>
+            </w:r>
+          </w:p>
+        </w:tc>
+      </w:tr>
+      <w:tr>
+        <w:tc>
+          <w:tcPr>
+            <w:tcW w:type="dxa" w:w="2400"/>
+            <w:shd w:fill="D9E2F3" w:val="clear"/>
+            <w:tcMar>
+              <w:top w:type="dxa" w:w="80"/>
+              <w:left w:type="dxa" w:w="100"/>
+              <w:bottom w:type="dxa" w:w="80"/>
+              <w:right w:type="dxa" w:w="100"/>
+            </w:tcMar>
+            <w:vAlign w:val="center"/>
+          </w:tcPr>
+          <w:p>
+            <w:pPr>
+              <w:jc w:val="left"/>
+            </w:pPr>
+            <w:r>
+              <w:rPr>
+                <w:rFonts w:ascii="Calibri" w:cs="Calibri" w:eastAsia="Calibri" w:hAnsi="Calibri"/>
+                <w:b/>
+                <w:bCs/>
+                <w:sz w:val="20"/>
+                <w:szCs w:val="20"/>
+              </w:rPr>
+              <w:t xml:space="preserve">Referência</w:t>
+            </w:r>
+          </w:p>
+        </w:tc>
+        <w:tc>
+          <w:tcPr>
+            <w:tcW w:type="dxa" w:w="6800"/>
+            <w:tcMar>
+              <w:top w:type="dxa" w:w="80"/>
+              <w:left w:type="dxa" w:w="100"/>
+              <w:bottom w:type="dxa" w:w="80"/>
+              <w:right w:type="dxa" w:w="100"/>
+            </w:tcMar>
+            <w:vAlign w:val="center"/>
+          </w:tcPr>
+          <w:p>
+            <w:pPr>
+              <w:jc w:val="left"/>
+            </w:pPr>
+            <w:r>
+              <w:rPr>
+                <w:rFonts w:ascii="Calibri" w:cs="Calibri" w:eastAsia="Calibri" w:hAnsi="Calibri"/>
+                <w:b w:val="false"/>
+                <w:bCs w:val="false"/>
+                <w:sz w:val="20"/>
+                <w:szCs w:val="20"/>
+              </w:rPr>
+              <w:t xml:space="preserve">Mercado: 3% a 5% ao mês é considerado saudável para pequenas empresas de tecnologia/agências (INBLOG.AI; KIVOPOST — ver Referências)</w:t>
+            </w:r>
+          </w:p>
+        </w:tc>
+      </w:tr>
+    </w:tbl>
+    <w:p>
+      <w:pPr>
+        <w:spacing w:after="120"/>
+      </w:pPr>
+    </w:p>
+    <w:tbl>
+      <w:tblPr>
+        <w:tblW w:type="dxa" w:w="9200"/>
+        <w:tblBorders>
+          <w:top w:val="single" w:color="auto" w:sz="4"/>
+          <w:left w:val="single" w:color="auto" w:sz="4"/>
+          <w:bottom w:val="single" w:color="auto" w:sz="4"/>
+          <w:right w:val="single" w:color="auto" w:sz="4"/>
+          <w:insideH w:val="single" w:color="auto" w:sz="4"/>
+          <w:insideV w:val="single" w:color="auto" w:sz="4"/>
+        </w:tblBorders>
+      </w:tblPr>
+      <w:tblGrid>
+        <w:gridCol w:w="3067"/>
+        <w:gridCol w:w="3066"/>
+        <w:gridCol w:w="3067"/>
+      </w:tblGrid>
+      <w:tr>
+        <w:tc>
+          <w:tcPr>
+            <w:tcW w:type="dxa" w:w="3067"/>
+            <w:shd w:fill="2E7D32" w:val="clear"/>
+            <w:tcMar>
+              <w:top w:type="dxa" w:w="140"/>
+              <w:left w:type="dxa" w:w="160"/>
+              <w:bottom w:type="dxa" w:w="140"/>
+              <w:right w:type="dxa" w:w="160"/>
+            </w:tcMar>
+            <w:vAlign w:val="center"/>
+          </w:tcPr>
+          <w:p>
+            <w:pPr>
+              <w:spacing w:after="60"/>
+            </w:pPr>
+            <w:r>
+              <w:rPr>
+                <w:rFonts w:ascii="Calibri" w:cs="Calibri" w:eastAsia="Calibri" w:hAnsi="Calibri"/>
+                <w:b/>
+                <w:bCs/>
+                <w:color w:val="FFFFFF"/>
+                <w:sz w:val="20"/>
+                <w:szCs w:val="20"/>
+              </w:rPr>
+              <w:t xml:space="preserve">🟢 SAUDÁVEL</w:t>
+            </w:r>
+          </w:p>
+          <w:p>
+            <w:r>
+              <w:rPr>
+                <w:rFonts w:ascii="Calibri" w:cs="Calibri" w:eastAsia="Calibri" w:hAnsi="Calibri"/>
+                <w:color w:val="FFFFFF"/>
+                <w:sz w:val="19"/>
+                <w:szCs w:val="19"/>
+              </w:rPr>
+              <w:t xml:space="preserve">até 5% ao mês (saudável)</w:t>
+            </w:r>
+          </w:p>
+        </w:tc>
+        <w:tc>
+          <w:tcPr>
+            <w:tcW w:type="dxa" w:w="3066"/>
+            <w:shd w:fill="F9A825" w:val="clear"/>
+            <w:tcMar>
+              <w:top w:type="dxa" w:w="140"/>
+              <w:left w:type="dxa" w:w="160"/>
+              <w:bottom w:type="dxa" w:w="140"/>
+              <w:right w:type="dxa" w:w="160"/>
+            </w:tcMar>
+            <w:vAlign w:val="center"/>
+          </w:tcPr>
+          <w:p>
+            <w:pPr>
+              <w:spacing w:after="60"/>
+            </w:pPr>
+            <w:r>
+              <w:rPr>
+                <w:rFonts w:ascii="Calibri" w:cs="Calibri" w:eastAsia="Calibri" w:hAnsi="Calibri"/>
+                <w:b/>
+                <w:bCs/>
+                <w:color w:val="5C4200"/>
+                <w:sz w:val="20"/>
+                <w:szCs w:val="20"/>
+              </w:rPr>
+              <w:t xml:space="preserve">🟡 ATENÇÃO</w:t>
+            </w:r>
+          </w:p>
+          <w:p>
+            <w:r>
+              <w:rPr>
+                <w:rFonts w:ascii="Calibri" w:cs="Calibri" w:eastAsia="Calibri" w:hAnsi="Calibri"/>
+                <w:color w:val="5C4200"/>
+                <w:sz w:val="19"/>
+                <w:szCs w:val="19"/>
+              </w:rPr>
+              <w:t xml:space="preserve">5% a 7% ao mês (atenção)</w:t>
+            </w:r>
+          </w:p>
+        </w:tc>
+        <w:tc>
+          <w:tcPr>
+            <w:tcW w:type="dxa" w:w="3067"/>
+            <w:shd w:fill="C62828" w:val="clear"/>
+            <w:tcMar>
+              <w:top w:type="dxa" w:w="140"/>
+              <w:left w:type="dxa" w:w="160"/>
+              <w:bottom w:type="dxa" w:w="140"/>
+              <w:right w:type="dxa" w:w="160"/>
+            </w:tcMar>
+            <w:vAlign w:val="center"/>
+          </w:tcPr>
+          <w:p>
+            <w:pPr>
+              <w:spacing w:after="60"/>
+            </w:pPr>
+            <w:r>
+              <w:rPr>
+                <w:rFonts w:ascii="Calibri" w:cs="Calibri" w:eastAsia="Calibri" w:hAnsi="Calibri"/>
+                <w:b/>
+                <w:bCs/>
+                <w:color w:val="FFFFFF"/>
+                <w:sz w:val="20"/>
+                <w:szCs w:val="20"/>
+              </w:rPr>
+              <w:t xml:space="preserve">🔴 CRÍTICO</w:t>
+            </w:r>
+          </w:p>
+          <w:p>
+            <w:r>
+              <w:rPr>
+                <w:rFonts w:ascii="Calibri" w:cs="Calibri" w:eastAsia="Calibri" w:hAnsi="Calibri"/>
+                <w:color w:val="FFFFFF"/>
+                <w:sz w:val="19"/>
+                <w:szCs w:val="19"/>
+              </w:rPr>
+              <w:t xml:space="preserve">acima de 7% ao mês (crítico)</w:t>
+            </w:r>
+          </w:p>
+        </w:tc>
+      </w:tr>
+    </w:tbl>
+    <w:p>
+      <w:pPr>
+        <w:spacing w:after="150"/>
+      </w:pPr>
+    </w:p>
+    <w:p>
+      <w:pPr>
+        <w:spacing w:after="200" w:line="276"/>
+        <w:jc w:val="both"/>
+      </w:pPr>
+      <w:r>
+        <w:rPr>
+          <w:rFonts w:ascii="Calibri" w:cs="Calibri" w:eastAsia="Calibri" w:hAnsi="Calibri"/>
+          <w:sz w:val="22"/>
+          <w:szCs w:val="22"/>
+        </w:rPr>
+        <w:t xml:space="preserve">Ação esperada: se o indicador cair na faixa amarela ou vermelha, investigar as causas dos cancelamentos (por exemplo, segmentando por tipo de contrato) antes de reagir de forma desproporcional junto à equipe — evitando a armadilha, discutida na Aula 1, de tomar decisões precipitadas a partir de desvios pontuais.</w:t>
+      </w:r>
+    </w:p>
+    <w:p>
+      <w:pPr>
+        <w:spacing w:after="100" w:before="250"/>
+      </w:pPr>
+      <w:r>
+        <w:rPr>
+          <w:rFonts w:ascii="Calibri" w:cs="Calibri" w:eastAsia="Calibri" w:hAnsi="Calibri"/>
+          <w:b/>
+          <w:bCs/>
+          <w:color w:val="444444"/>
+          <w:sz w:val="22"/>
+          <w:szCs w:val="22"/>
+        </w:rPr>
+        <w:t xml:space="preserve">Ficha de KPI — Satisfação Percebida</w:t>
+      </w:r>
+    </w:p>
+    <w:tbl>
+      <w:tblPr>
+        <w:tblW w:type="dxa" w:w="9200"/>
+        <w:tblBorders>
+          <w:top w:val="single" w:color="auto" w:sz="4"/>
+          <w:left w:val="single" w:color="auto" w:sz="4"/>
+          <w:bottom w:val="single" w:color="auto" w:sz="4"/>
+          <w:right w:val="single" w:color="auto" w:sz="4"/>
+          <w:insideH w:val="single" w:color="auto" w:sz="4"/>
+          <w:insideV w:val="single" w:color="auto" w:sz="4"/>
+        </w:tblBorders>
+      </w:tblPr>
+      <w:tblGrid>
+        <w:gridCol w:w="2400"/>
+        <w:gridCol w:w="6800"/>
+      </w:tblGrid>
+      <w:tr>
+        <w:tc>
+          <w:tcPr>
+            <w:tcW w:type="dxa" w:w="2400"/>
+            <w:shd w:fill="D9E2F3" w:val="clear"/>
+            <w:tcMar>
+              <w:top w:type="dxa" w:w="80"/>
+              <w:left w:type="dxa" w:w="100"/>
+              <w:bottom w:type="dxa" w:w="80"/>
+              <w:right w:type="dxa" w:w="100"/>
+            </w:tcMar>
+            <w:vAlign w:val="center"/>
+          </w:tcPr>
+          <w:p>
+            <w:pPr>
+              <w:jc w:val="left"/>
+            </w:pPr>
+            <w:r>
+              <w:rPr>
+                <w:rFonts w:ascii="Calibri" w:cs="Calibri" w:eastAsia="Calibri" w:hAnsi="Calibri"/>
+                <w:b/>
+                <w:bCs/>
+                <w:sz w:val="20"/>
+                <w:szCs w:val="20"/>
+              </w:rPr>
+              <w:t xml:space="preserve">Nome</w:t>
+            </w:r>
+          </w:p>
+        </w:tc>
+        <w:tc>
+          <w:tcPr>
+            <w:tcW w:type="dxa" w:w="6800"/>
+            <w:tcMar>
+              <w:top w:type="dxa" w:w="80"/>
+              <w:left w:type="dxa" w:w="100"/>
+              <w:bottom w:type="dxa" w:w="80"/>
+              <w:right w:type="dxa" w:w="100"/>
+            </w:tcMar>
+            <w:vAlign w:val="center"/>
+          </w:tcPr>
+          <w:p>
+            <w:pPr>
+              <w:jc w:val="left"/>
+            </w:pPr>
+            <w:r>
+              <w:rPr>
+                <w:rFonts w:ascii="Calibri" w:cs="Calibri" w:eastAsia="Calibri" w:hAnsi="Calibri"/>
+                <w:b w:val="false"/>
+                <w:bCs w:val="false"/>
+                <w:sz w:val="20"/>
+                <w:szCs w:val="20"/>
+              </w:rPr>
+              <w:t xml:space="preserve">Índice de Satisfação Percebida</w:t>
+            </w:r>
+          </w:p>
+        </w:tc>
+      </w:tr>
+      <w:tr>
+        <w:tc>
+          <w:tcPr>
+            <w:tcW w:type="dxa" w:w="2400"/>
+            <w:shd w:fill="D9E2F3" w:val="clear"/>
+            <w:tcMar>
+              <w:top w:type="dxa" w:w="80"/>
+              <w:left w:type="dxa" w:w="100"/>
+              <w:bottom w:type="dxa" w:w="80"/>
+              <w:right w:type="dxa" w:w="100"/>
+            </w:tcMar>
+            <w:vAlign w:val="center"/>
+          </w:tcPr>
+          <w:p>
+            <w:pPr>
+              <w:jc w:val="left"/>
+            </w:pPr>
+            <w:r>
+              <w:rPr>
+                <w:rFonts w:ascii="Calibri" w:cs="Calibri" w:eastAsia="Calibri" w:hAnsi="Calibri"/>
+                <w:b/>
+                <w:bCs/>
+                <w:sz w:val="20"/>
+                <w:szCs w:val="20"/>
+              </w:rPr>
+              <w:t xml:space="preserve">Pergunta de negócio</w:t>
+            </w:r>
+          </w:p>
+        </w:tc>
+        <w:tc>
+          <w:tcPr>
+            <w:tcW w:type="dxa" w:w="6800"/>
+            <w:tcMar>
+              <w:top w:type="dxa" w:w="80"/>
+              <w:left w:type="dxa" w:w="100"/>
+              <w:bottom w:type="dxa" w:w="80"/>
+              <w:right w:type="dxa" w:w="100"/>
+            </w:tcMar>
+            <w:vAlign w:val="center"/>
+          </w:tcPr>
+          <w:p>
+            <w:pPr>
+              <w:jc w:val="left"/>
+            </w:pPr>
+            <w:r>
+              <w:rPr>
+                <w:rFonts w:ascii="Calibri" w:cs="Calibri" w:eastAsia="Calibri" w:hAnsi="Calibri"/>
+                <w:b w:val="false"/>
+                <w:bCs w:val="false"/>
+                <w:sz w:val="20"/>
+                <w:szCs w:val="20"/>
+              </w:rPr>
+              <w:t xml:space="preserve">Os clientes estão satisfeitos com o atendimento e os serviços prestados pela Databurgo?</w:t>
+            </w:r>
+          </w:p>
+        </w:tc>
+      </w:tr>
+      <w:tr>
+        <w:tc>
+          <w:tcPr>
+            <w:tcW w:type="dxa" w:w="2400"/>
+            <w:shd w:fill="D9E2F3" w:val="clear"/>
+            <w:tcMar>
+              <w:top w:type="dxa" w:w="80"/>
+              <w:left w:type="dxa" w:w="100"/>
+              <w:bottom w:type="dxa" w:w="80"/>
+              <w:right w:type="dxa" w:w="100"/>
+            </w:tcMar>
+            <w:vAlign w:val="center"/>
+          </w:tcPr>
+          <w:p>
+            <w:pPr>
+              <w:jc w:val="left"/>
+            </w:pPr>
+            <w:r>
+              <w:rPr>
+                <w:rFonts w:ascii="Calibri" w:cs="Calibri" w:eastAsia="Calibri" w:hAnsi="Calibri"/>
+                <w:b/>
+                <w:bCs/>
+                <w:sz w:val="20"/>
+                <w:szCs w:val="20"/>
+              </w:rPr>
+              <w:t xml:space="preserve">Fórmula</w:t>
+            </w:r>
+          </w:p>
+        </w:tc>
+        <w:tc>
+          <w:tcPr>
+            <w:tcW w:type="dxa" w:w="6800"/>
+            <w:tcMar>
+              <w:top w:type="dxa" w:w="80"/>
+              <w:left w:type="dxa" w:w="100"/>
+              <w:bottom w:type="dxa" w:w="80"/>
+              <w:right w:type="dxa" w:w="100"/>
+            </w:tcMar>
+            <w:vAlign w:val="center"/>
+          </w:tcPr>
+          <w:p>
+            <w:pPr>
+              <w:jc w:val="left"/>
+            </w:pPr>
+            <w:r>
+              <w:rPr>
+                <w:rFonts w:ascii="Calibri" w:cs="Calibri" w:eastAsia="Calibri" w:hAnsi="Calibri"/>
+                <w:b w:val="false"/>
+                <w:bCs w:val="false"/>
+                <w:sz w:val="20"/>
+                <w:szCs w:val="20"/>
+              </w:rPr>
+              <w:t xml:space="preserve">Nota informada diretamente pelo fundador, em escala de 0 a 10 (autoavaliação, sem cálculo derivado)</w:t>
+            </w:r>
+          </w:p>
+        </w:tc>
+      </w:tr>
+      <w:tr>
+        <w:tc>
+          <w:tcPr>
+            <w:tcW w:type="dxa" w:w="2400"/>
+            <w:shd w:fill="D9E2F3" w:val="clear"/>
+            <w:tcMar>
+              <w:top w:type="dxa" w:w="80"/>
+              <w:left w:type="dxa" w:w="100"/>
+              <w:bottom w:type="dxa" w:w="80"/>
+              <w:right w:type="dxa" w:w="100"/>
+            </w:tcMar>
+            <w:vAlign w:val="center"/>
+          </w:tcPr>
+          <w:p>
+            <w:pPr>
+              <w:jc w:val="left"/>
+            </w:pPr>
+            <w:r>
+              <w:rPr>
+                <w:rFonts w:ascii="Calibri" w:cs="Calibri" w:eastAsia="Calibri" w:hAnsi="Calibri"/>
+                <w:b/>
+                <w:bCs/>
+                <w:sz w:val="20"/>
+                <w:szCs w:val="20"/>
+              </w:rPr>
+              <w:t xml:space="preserve">Fonte e colunas</w:t>
+            </w:r>
+          </w:p>
+        </w:tc>
+        <w:tc>
+          <w:tcPr>
+            <w:tcW w:type="dxa" w:w="6800"/>
+            <w:tcMar>
+              <w:top w:type="dxa" w:w="80"/>
+              <w:left w:type="dxa" w:w="100"/>
+              <w:bottom w:type="dxa" w:w="80"/>
+              <w:right w:type="dxa" w:w="100"/>
+            </w:tcMar>
+            <w:vAlign w:val="center"/>
+          </w:tcPr>
+          <w:p>
+            <w:pPr>
+              <w:jc w:val="left"/>
+            </w:pPr>
+            <w:r>
+              <w:rPr>
+                <w:rFonts w:ascii="Calibri" w:cs="Calibri" w:eastAsia="Calibri" w:hAnsi="Calibri"/>
+                <w:b w:val="false"/>
+                <w:bCs w:val="false"/>
+                <w:sz w:val="20"/>
+                <w:szCs w:val="20"/>
+              </w:rPr>
+              <w:t xml:space="preserve">Percepção subjetiva do representante da Databurgo, coletada em conversa direta — não é resultado de pesquisa aplicada aos clientes finais</w:t>
+            </w:r>
+          </w:p>
+        </w:tc>
+      </w:tr>
+      <w:tr>
+        <w:tc>
+          <w:tcPr>
+            <w:tcW w:type="dxa" w:w="2400"/>
+            <w:shd w:fill="D9E2F3" w:val="clear"/>
+            <w:tcMar>
+              <w:top w:type="dxa" w:w="80"/>
+              <w:left w:type="dxa" w:w="100"/>
+              <w:bottom w:type="dxa" w:w="80"/>
+              <w:right w:type="dxa" w:w="100"/>
+            </w:tcMar>
+            <w:vAlign w:val="center"/>
+          </w:tcPr>
+          <w:p>
+            <w:pPr>
+              <w:jc w:val="left"/>
+            </w:pPr>
+            <w:r>
+              <w:rPr>
+                <w:rFonts w:ascii="Calibri" w:cs="Calibri" w:eastAsia="Calibri" w:hAnsi="Calibri"/>
+                <w:b/>
+                <w:bCs/>
+                <w:sz w:val="20"/>
+                <w:szCs w:val="20"/>
+              </w:rPr>
+              <w:t xml:space="preserve">Periodicidade</w:t>
+            </w:r>
+          </w:p>
+        </w:tc>
+        <w:tc>
+          <w:tcPr>
+            <w:tcW w:type="dxa" w:w="6800"/>
+            <w:tcMar>
+              <w:top w:type="dxa" w:w="80"/>
+              <w:left w:type="dxa" w:w="100"/>
+              <w:bottom w:type="dxa" w:w="80"/>
+              <w:right w:type="dxa" w:w="100"/>
+            </w:tcMar>
+            <w:vAlign w:val="center"/>
+          </w:tcPr>
+          <w:p>
+            <w:pPr>
+              <w:jc w:val="left"/>
+            </w:pPr>
+            <w:r>
+              <w:rPr>
+                <w:rFonts w:ascii="Calibri" w:cs="Calibri" w:eastAsia="Calibri" w:hAnsi="Calibri"/>
+                <w:b w:val="false"/>
+                <w:bCs w:val="false"/>
+                <w:sz w:val="20"/>
+                <w:szCs w:val="20"/>
+              </w:rPr>
+              <w:t xml:space="preserve">Sem periodicidade formal definida atualmente; recomenda-se substituir por pesquisa periódica (ver seção 12)</w:t>
+            </w:r>
+          </w:p>
+        </w:tc>
+      </w:tr>
+      <w:tr>
+        <w:tc>
+          <w:tcPr>
+            <w:tcW w:type="dxa" w:w="2400"/>
+            <w:shd w:fill="D9E2F3" w:val="clear"/>
+            <w:tcMar>
+              <w:top w:type="dxa" w:w="80"/>
+              <w:left w:type="dxa" w:w="100"/>
+              <w:bottom w:type="dxa" w:w="80"/>
+              <w:right w:type="dxa" w:w="100"/>
+            </w:tcMar>
+            <w:vAlign w:val="center"/>
+          </w:tcPr>
+          <w:p>
+            <w:pPr>
+              <w:jc w:val="left"/>
+            </w:pPr>
+            <w:r>
+              <w:rPr>
+                <w:rFonts w:ascii="Calibri" w:cs="Calibri" w:eastAsia="Calibri" w:hAnsi="Calibri"/>
+                <w:b/>
+                <w:bCs/>
+                <w:sz w:val="20"/>
+                <w:szCs w:val="20"/>
+              </w:rPr>
+              <w:t xml:space="preserve">Referência</w:t>
+            </w:r>
+          </w:p>
+        </w:tc>
+        <w:tc>
+          <w:tcPr>
+            <w:tcW w:type="dxa" w:w="6800"/>
+            <w:tcMar>
+              <w:top w:type="dxa" w:w="80"/>
+              <w:left w:type="dxa" w:w="100"/>
+              <w:bottom w:type="dxa" w:w="80"/>
+              <w:right w:type="dxa" w:w="100"/>
+            </w:tcMar>
+            <w:vAlign w:val="center"/>
+          </w:tcPr>
+          <w:p>
+            <w:pPr>
+              <w:jc w:val="left"/>
+            </w:pPr>
+            <w:r>
+              <w:rPr>
+                <w:rFonts w:ascii="Calibri" w:cs="Calibri" w:eastAsia="Calibri" w:hAnsi="Calibri"/>
+                <w:b w:val="false"/>
+                <w:bCs w:val="false"/>
+                <w:sz w:val="20"/>
+                <w:szCs w:val="20"/>
+              </w:rPr>
+              <w:t xml:space="preserve">Não comparável a benchmarks de NPS de mercado, cuja metodologia (escala de -100 a 100, baseada em promotores/detratores) difere da autoavaliação de 0 a 10 usada aqui</w:t>
+            </w:r>
+          </w:p>
+        </w:tc>
+      </w:tr>
+    </w:tbl>
+    <w:p>
+      <w:pPr>
+        <w:spacing w:after="120"/>
+      </w:pPr>
+    </w:p>
+    <w:tbl>
+      <w:tblPr>
+        <w:tblW w:type="dxa" w:w="9200"/>
+        <w:tblBorders>
+          <w:top w:val="single" w:color="auto" w:sz="4"/>
+          <w:left w:val="single" w:color="auto" w:sz="4"/>
+          <w:bottom w:val="single" w:color="auto" w:sz="4"/>
+          <w:right w:val="single" w:color="auto" w:sz="4"/>
+          <w:insideH w:val="single" w:color="auto" w:sz="4"/>
+          <w:insideV w:val="single" w:color="auto" w:sz="4"/>
+        </w:tblBorders>
+      </w:tblPr>
+      <w:tblGrid>
+        <w:gridCol w:w="9200"/>
+      </w:tblGrid>
+      <w:tr>
+        <w:tc>
+          <w:tcPr>
+            <w:tcW w:type="dxa" w:w="9200"/>
+            <w:shd w:fill="E9ECEF" w:val="clear"/>
+            <w:tcMar>
+              <w:top w:type="dxa" w:w="140"/>
+              <w:left w:type="dxa" w:w="160"/>
+              <w:bottom w:type="dxa" w:w="140"/>
+              <w:right w:type="dxa" w:w="160"/>
+            </w:tcMar>
+          </w:tcPr>
+          <w:p>
+            <w:r>
+              <w:rPr>
+                <w:rFonts w:ascii="Calibri" w:cs="Calibri" w:eastAsia="Calibri" w:hAnsi="Calibri"/>
+                <w:b/>
+                <w:bCs/>
+                <w:color w:val="495057"/>
+                <w:sz w:val="20"/>
+                <w:szCs w:val="20"/>
+              </w:rPr>
+              <w:t xml:space="preserve">Indicador qualitativo — sem faixa de semáforo. </w:t>
+            </w:r>
+            <w:r>
+              <w:rPr>
+                <w:rFonts w:ascii="Calibri" w:cs="Calibri" w:eastAsia="Calibri" w:hAnsi="Calibri"/>
+                <w:color w:val="495057"/>
+                <w:sz w:val="20"/>
+                <w:szCs w:val="20"/>
+              </w:rPr>
+              <w:t xml:space="preserve">Tratado apenas como referência de contexto, nunca como evidência isolada de desempenho.</w:t>
+            </w:r>
+          </w:p>
+        </w:tc>
+      </w:tr>
+    </w:tbl>
+    <w:p>
+      <w:pPr>
+        <w:spacing w:after="150"/>
+      </w:pPr>
+    </w:p>
+    <w:p>
+      <w:pPr>
+        <w:spacing w:after="200" w:line="276"/>
+        <w:jc w:val="both"/>
+      </w:pPr>
+      <w:r>
+        <w:rPr>
+          <w:rFonts w:ascii="Calibri" w:cs="Calibri" w:eastAsia="Calibri" w:hAnsi="Calibri"/>
+          <w:sz w:val="22"/>
+          <w:szCs w:val="22"/>
+        </w:rPr>
+        <w:t xml:space="preserve">Ação esperada: usar como referência de contexto apenas, nunca como evidência isolada e suficiente de desempenho — em linha com a orientação, vista na Aula 1, de não basear avaliações exclusivamente em dados subjetivos e de difícil validação. A ação recomendada é substituir esta autoavaliação por uma pesquisa formal de CSAT ou NPS (ver seção 12).</w:t>
       </w:r>
     </w:p>
     <w:p>
@@ -1139,8 +2793,533 @@
         <w:spacing w:after="150" w:before="300"/>
       </w:pPr>
       <w:r>
-        <w:t xml:space="preserve">6.2. Perspectiva Cliente / Retenção</w:t>
-      </w:r>
+        <w:t xml:space="preserve">6.3. Perspectiva de Relacionamento / Processos Internos</w:t>
+      </w:r>
+    </w:p>
+    <w:p>
+      <w:pPr>
+        <w:spacing w:after="100" w:before="250"/>
+      </w:pPr>
+      <w:r>
+        <w:rPr>
+          <w:rFonts w:ascii="Calibri" w:cs="Calibri" w:eastAsia="Calibri" w:hAnsi="Calibri"/>
+          <w:b/>
+          <w:bCs/>
+          <w:color w:val="444444"/>
+          <w:sz w:val="22"/>
+          <w:szCs w:val="22"/>
+        </w:rPr>
+        <w:t xml:space="preserve">Ficha de KPI — Taxa de Cross-sell</w:t>
+      </w:r>
+    </w:p>
+    <w:tbl>
+      <w:tblPr>
+        <w:tblW w:type="dxa" w:w="9200"/>
+        <w:tblBorders>
+          <w:top w:val="single" w:color="auto" w:sz="4"/>
+          <w:left w:val="single" w:color="auto" w:sz="4"/>
+          <w:bottom w:val="single" w:color="auto" w:sz="4"/>
+          <w:right w:val="single" w:color="auto" w:sz="4"/>
+          <w:insideH w:val="single" w:color="auto" w:sz="4"/>
+          <w:insideV w:val="single" w:color="auto" w:sz="4"/>
+        </w:tblBorders>
+      </w:tblPr>
+      <w:tblGrid>
+        <w:gridCol w:w="2400"/>
+        <w:gridCol w:w="6800"/>
+      </w:tblGrid>
+      <w:tr>
+        <w:tc>
+          <w:tcPr>
+            <w:tcW w:type="dxa" w:w="2400"/>
+            <w:shd w:fill="D9E2F3" w:val="clear"/>
+            <w:tcMar>
+              <w:top w:type="dxa" w:w="80"/>
+              <w:left w:type="dxa" w:w="100"/>
+              <w:bottom w:type="dxa" w:w="80"/>
+              <w:right w:type="dxa" w:w="100"/>
+            </w:tcMar>
+            <w:vAlign w:val="center"/>
+          </w:tcPr>
+          <w:p>
+            <w:pPr>
+              <w:jc w:val="left"/>
+            </w:pPr>
+            <w:r>
+              <w:rPr>
+                <w:rFonts w:ascii="Calibri" w:cs="Calibri" w:eastAsia="Calibri" w:hAnsi="Calibri"/>
+                <w:b/>
+                <w:bCs/>
+                <w:sz w:val="20"/>
+                <w:szCs w:val="20"/>
+              </w:rPr>
+              <w:t xml:space="preserve">Nome</w:t>
+            </w:r>
+          </w:p>
+        </w:tc>
+        <w:tc>
+          <w:tcPr>
+            <w:tcW w:type="dxa" w:w="6800"/>
+            <w:tcMar>
+              <w:top w:type="dxa" w:w="80"/>
+              <w:left w:type="dxa" w:w="100"/>
+              <w:bottom w:type="dxa" w:w="80"/>
+              <w:right w:type="dxa" w:w="100"/>
+            </w:tcMar>
+            <w:vAlign w:val="center"/>
+          </w:tcPr>
+          <w:p>
+            <w:pPr>
+              <w:jc w:val="left"/>
+            </w:pPr>
+            <w:r>
+              <w:rPr>
+                <w:rFonts w:ascii="Calibri" w:cs="Calibri" w:eastAsia="Calibri" w:hAnsi="Calibri"/>
+                <w:b w:val="false"/>
+                <w:bCs w:val="false"/>
+                <w:sz w:val="20"/>
+                <w:szCs w:val="20"/>
+              </w:rPr>
+              <w:t xml:space="preserve">Taxa de Cross-sell</w:t>
+            </w:r>
+          </w:p>
+        </w:tc>
+      </w:tr>
+      <w:tr>
+        <w:tc>
+          <w:tcPr>
+            <w:tcW w:type="dxa" w:w="2400"/>
+            <w:shd w:fill="D9E2F3" w:val="clear"/>
+            <w:tcMar>
+              <w:top w:type="dxa" w:w="80"/>
+              <w:left w:type="dxa" w:w="100"/>
+              <w:bottom w:type="dxa" w:w="80"/>
+              <w:right w:type="dxa" w:w="100"/>
+            </w:tcMar>
+            <w:vAlign w:val="center"/>
+          </w:tcPr>
+          <w:p>
+            <w:pPr>
+              <w:jc w:val="left"/>
+            </w:pPr>
+            <w:r>
+              <w:rPr>
+                <w:rFonts w:ascii="Calibri" w:cs="Calibri" w:eastAsia="Calibri" w:hAnsi="Calibri"/>
+                <w:b/>
+                <w:bCs/>
+                <w:sz w:val="20"/>
+                <w:szCs w:val="20"/>
+              </w:rPr>
+              <w:t xml:space="preserve">Pergunta de negócio</w:t>
+            </w:r>
+          </w:p>
+        </w:tc>
+        <w:tc>
+          <w:tcPr>
+            <w:tcW w:type="dxa" w:w="6800"/>
+            <w:tcMar>
+              <w:top w:type="dxa" w:w="80"/>
+              <w:left w:type="dxa" w:w="100"/>
+              <w:bottom w:type="dxa" w:w="80"/>
+              <w:right w:type="dxa" w:w="100"/>
+            </w:tcMar>
+            <w:vAlign w:val="center"/>
+          </w:tcPr>
+          <w:p>
+            <w:pPr>
+              <w:jc w:val="left"/>
+            </w:pPr>
+            <w:r>
+              <w:rPr>
+                <w:rFonts w:ascii="Calibri" w:cs="Calibri" w:eastAsia="Calibri" w:hAnsi="Calibri"/>
+                <w:b w:val="false"/>
+                <w:bCs w:val="false"/>
+                <w:sz w:val="20"/>
+                <w:szCs w:val="20"/>
+              </w:rPr>
+              <w:t xml:space="preserve">Quantos clientes já conquistados contratam mais de um serviço, e há espaço para aumentar a receita sem captar clientes novos?</w:t>
+            </w:r>
+          </w:p>
+        </w:tc>
+      </w:tr>
+      <w:tr>
+        <w:tc>
+          <w:tcPr>
+            <w:tcW w:type="dxa" w:w="2400"/>
+            <w:shd w:fill="D9E2F3" w:val="clear"/>
+            <w:tcMar>
+              <w:top w:type="dxa" w:w="80"/>
+              <w:left w:type="dxa" w:w="100"/>
+              <w:bottom w:type="dxa" w:w="80"/>
+              <w:right w:type="dxa" w:w="100"/>
+            </w:tcMar>
+            <w:vAlign w:val="center"/>
+          </w:tcPr>
+          <w:p>
+            <w:pPr>
+              <w:jc w:val="left"/>
+            </w:pPr>
+            <w:r>
+              <w:rPr>
+                <w:rFonts w:ascii="Calibri" w:cs="Calibri" w:eastAsia="Calibri" w:hAnsi="Calibri"/>
+                <w:b/>
+                <w:bCs/>
+                <w:sz w:val="20"/>
+                <w:szCs w:val="20"/>
+              </w:rPr>
+              <w:t xml:space="preserve">Fórmula</w:t>
+            </w:r>
+          </w:p>
+        </w:tc>
+        <w:tc>
+          <w:tcPr>
+            <w:tcW w:type="dxa" w:w="6800"/>
+            <w:tcMar>
+              <w:top w:type="dxa" w:w="80"/>
+              <w:left w:type="dxa" w:w="100"/>
+              <w:bottom w:type="dxa" w:w="80"/>
+              <w:right w:type="dxa" w:w="100"/>
+            </w:tcMar>
+            <w:vAlign w:val="center"/>
+          </w:tcPr>
+          <w:p>
+            <w:pPr>
+              <w:jc w:val="left"/>
+            </w:pPr>
+            <w:r>
+              <w:rPr>
+                <w:rFonts w:ascii="Calibri" w:cs="Calibri" w:eastAsia="Calibri" w:hAnsi="Calibri"/>
+                <w:b w:val="false"/>
+                <w:bCs w:val="false"/>
+                <w:sz w:val="20"/>
+                <w:szCs w:val="20"/>
+              </w:rPr>
+              <w:t xml:space="preserve">Clientes com mais de um serviço contratado ÷ clientes ativos no fim do período × 100</w:t>
+            </w:r>
+          </w:p>
+        </w:tc>
+      </w:tr>
+      <w:tr>
+        <w:tc>
+          <w:tcPr>
+            <w:tcW w:type="dxa" w:w="2400"/>
+            <w:shd w:fill="D9E2F3" w:val="clear"/>
+            <w:tcMar>
+              <w:top w:type="dxa" w:w="80"/>
+              <w:left w:type="dxa" w:w="100"/>
+              <w:bottom w:type="dxa" w:w="80"/>
+              <w:right w:type="dxa" w:w="100"/>
+            </w:tcMar>
+            <w:vAlign w:val="center"/>
+          </w:tcPr>
+          <w:p>
+            <w:pPr>
+              <w:jc w:val="left"/>
+            </w:pPr>
+            <w:r>
+              <w:rPr>
+                <w:rFonts w:ascii="Calibri" w:cs="Calibri" w:eastAsia="Calibri" w:hAnsi="Calibri"/>
+                <w:b/>
+                <w:bCs/>
+                <w:sz w:val="20"/>
+                <w:szCs w:val="20"/>
+              </w:rPr>
+              <w:t xml:space="preserve">Fonte e colunas</w:t>
+            </w:r>
+          </w:p>
+        </w:tc>
+        <w:tc>
+          <w:tcPr>
+            <w:tcW w:type="dxa" w:w="6800"/>
+            <w:tcMar>
+              <w:top w:type="dxa" w:w="80"/>
+              <w:left w:type="dxa" w:w="100"/>
+              <w:bottom w:type="dxa" w:w="80"/>
+              <w:right w:type="dxa" w:w="100"/>
+            </w:tcMar>
+            <w:vAlign w:val="center"/>
+          </w:tcPr>
+          <w:p>
+            <w:pPr>
+              <w:jc w:val="left"/>
+            </w:pPr>
+            <w:r>
+              <w:rPr>
+                <w:rFonts w:ascii="Calibri" w:cs="Calibri" w:eastAsia="Calibri" w:hAnsi="Calibri"/>
+                <w:b w:val="false"/>
+                <w:bCs w:val="false"/>
+                <w:sz w:val="20"/>
+                <w:szCs w:val="20"/>
+              </w:rPr>
+              <w:t xml:space="preserve">Dados agregados informados pela Databurgo (clientes_cross_sell, clientes_ativos_fim)</w:t>
+            </w:r>
+          </w:p>
+        </w:tc>
+      </w:tr>
+      <w:tr>
+        <w:tc>
+          <w:tcPr>
+            <w:tcW w:type="dxa" w:w="2400"/>
+            <w:shd w:fill="D9E2F3" w:val="clear"/>
+            <w:tcMar>
+              <w:top w:type="dxa" w:w="80"/>
+              <w:left w:type="dxa" w:w="100"/>
+              <w:bottom w:type="dxa" w:w="80"/>
+              <w:right w:type="dxa" w:w="100"/>
+            </w:tcMar>
+            <w:vAlign w:val="center"/>
+          </w:tcPr>
+          <w:p>
+            <w:pPr>
+              <w:jc w:val="left"/>
+            </w:pPr>
+            <w:r>
+              <w:rPr>
+                <w:rFonts w:ascii="Calibri" w:cs="Calibri" w:eastAsia="Calibri" w:hAnsi="Calibri"/>
+                <w:b/>
+                <w:bCs/>
+                <w:sz w:val="20"/>
+                <w:szCs w:val="20"/>
+              </w:rPr>
+              <w:t xml:space="preserve">Periodicidade</w:t>
+            </w:r>
+          </w:p>
+        </w:tc>
+        <w:tc>
+          <w:tcPr>
+            <w:tcW w:type="dxa" w:w="6800"/>
+            <w:tcMar>
+              <w:top w:type="dxa" w:w="80"/>
+              <w:left w:type="dxa" w:w="100"/>
+              <w:bottom w:type="dxa" w:w="80"/>
+              <w:right w:type="dxa" w:w="100"/>
+            </w:tcMar>
+            <w:vAlign w:val="center"/>
+          </w:tcPr>
+          <w:p>
+            <w:pPr>
+              <w:jc w:val="left"/>
+            </w:pPr>
+            <w:r>
+              <w:rPr>
+                <w:rFonts w:ascii="Calibri" w:cs="Calibri" w:eastAsia="Calibri" w:hAnsi="Calibri"/>
+                <w:b w:val="false"/>
+                <w:bCs w:val="false"/>
+                <w:sz w:val="20"/>
+                <w:szCs w:val="20"/>
+              </w:rPr>
+              <w:t xml:space="preserve">Recomenda-se acompanhar trimestralmente, junto ao churn e ao MRR</w:t>
+            </w:r>
+          </w:p>
+        </w:tc>
+      </w:tr>
+      <w:tr>
+        <w:tc>
+          <w:tcPr>
+            <w:tcW w:type="dxa" w:w="2400"/>
+            <w:shd w:fill="D9E2F3" w:val="clear"/>
+            <w:tcMar>
+              <w:top w:type="dxa" w:w="80"/>
+              <w:left w:type="dxa" w:w="100"/>
+              <w:bottom w:type="dxa" w:w="80"/>
+              <w:right w:type="dxa" w:w="100"/>
+            </w:tcMar>
+            <w:vAlign w:val="center"/>
+          </w:tcPr>
+          <w:p>
+            <w:pPr>
+              <w:jc w:val="left"/>
+            </w:pPr>
+            <w:r>
+              <w:rPr>
+                <w:rFonts w:ascii="Calibri" w:cs="Calibri" w:eastAsia="Calibri" w:hAnsi="Calibri"/>
+                <w:b/>
+                <w:bCs/>
+                <w:sz w:val="20"/>
+                <w:szCs w:val="20"/>
+              </w:rPr>
+              <w:t xml:space="preserve">Referência</w:t>
+            </w:r>
+          </w:p>
+        </w:tc>
+        <w:tc>
+          <w:tcPr>
+            <w:tcW w:type="dxa" w:w="6800"/>
+            <w:tcMar>
+              <w:top w:type="dxa" w:w="80"/>
+              <w:left w:type="dxa" w:w="100"/>
+              <w:bottom w:type="dxa" w:w="80"/>
+              <w:right w:type="dxa" w:w="100"/>
+            </w:tcMar>
+            <w:vAlign w:val="center"/>
+          </w:tcPr>
+          <w:p>
+            <w:pPr>
+              <w:jc w:val="left"/>
+            </w:pPr>
+            <w:r>
+              <w:rPr>
+                <w:rFonts w:ascii="Calibri" w:cs="Calibri" w:eastAsia="Calibri" w:hAnsi="Calibri"/>
+                <w:b w:val="false"/>
+                <w:bCs w:val="false"/>
+                <w:sz w:val="20"/>
+                <w:szCs w:val="20"/>
+              </w:rPr>
+              <w:t xml:space="preserve">Linha de base interna (20% a 40%); não há benchmark público consolidado para o segmento de pequenas empresas de desenvolvimento web</w:t>
+            </w:r>
+          </w:p>
+        </w:tc>
+      </w:tr>
+    </w:tbl>
+    <w:p>
+      <w:pPr>
+        <w:spacing w:after="120"/>
+      </w:pPr>
+    </w:p>
+    <w:tbl>
+      <w:tblPr>
+        <w:tblW w:type="dxa" w:w="9200"/>
+        <w:tblBorders>
+          <w:top w:val="single" w:color="auto" w:sz="4"/>
+          <w:left w:val="single" w:color="auto" w:sz="4"/>
+          <w:bottom w:val="single" w:color="auto" w:sz="4"/>
+          <w:right w:val="single" w:color="auto" w:sz="4"/>
+          <w:insideH w:val="single" w:color="auto" w:sz="4"/>
+          <w:insideV w:val="single" w:color="auto" w:sz="4"/>
+        </w:tblBorders>
+      </w:tblPr>
+      <w:tblGrid>
+        <w:gridCol w:w="3067"/>
+        <w:gridCol w:w="3066"/>
+        <w:gridCol w:w="3067"/>
+      </w:tblGrid>
+      <w:tr>
+        <w:tc>
+          <w:tcPr>
+            <w:tcW w:type="dxa" w:w="3067"/>
+            <w:shd w:fill="2E7D32" w:val="clear"/>
+            <w:tcMar>
+              <w:top w:type="dxa" w:w="140"/>
+              <w:left w:type="dxa" w:w="160"/>
+              <w:bottom w:type="dxa" w:w="140"/>
+              <w:right w:type="dxa" w:w="160"/>
+            </w:tcMar>
+            <w:vAlign w:val="center"/>
+          </w:tcPr>
+          <w:p>
+            <w:pPr>
+              <w:spacing w:after="60"/>
+            </w:pPr>
+            <w:r>
+              <w:rPr>
+                <w:rFonts w:ascii="Calibri" w:cs="Calibri" w:eastAsia="Calibri" w:hAnsi="Calibri"/>
+                <w:b/>
+                <w:bCs/>
+                <w:color w:val="FFFFFF"/>
+                <w:sz w:val="20"/>
+                <w:szCs w:val="20"/>
+              </w:rPr>
+              <w:t xml:space="preserve">🟢 SAUDÁVEL</w:t>
+            </w:r>
+          </w:p>
+          <w:p>
+            <w:r>
+              <w:rPr>
+                <w:rFonts w:ascii="Calibri" w:cs="Calibri" w:eastAsia="Calibri" w:hAnsi="Calibri"/>
+                <w:color w:val="FFFFFF"/>
+                <w:sz w:val="19"/>
+                <w:szCs w:val="19"/>
+              </w:rPr>
+              <w:t xml:space="preserve">40% ou mais da base</w:t>
+            </w:r>
+          </w:p>
+        </w:tc>
+        <w:tc>
+          <w:tcPr>
+            <w:tcW w:type="dxa" w:w="3066"/>
+            <w:shd w:fill="F9A825" w:val="clear"/>
+            <w:tcMar>
+              <w:top w:type="dxa" w:w="140"/>
+              <w:left w:type="dxa" w:w="160"/>
+              <w:bottom w:type="dxa" w:w="140"/>
+              <w:right w:type="dxa" w:w="160"/>
+            </w:tcMar>
+            <w:vAlign w:val="center"/>
+          </w:tcPr>
+          <w:p>
+            <w:pPr>
+              <w:spacing w:after="60"/>
+            </w:pPr>
+            <w:r>
+              <w:rPr>
+                <w:rFonts w:ascii="Calibri" w:cs="Calibri" w:eastAsia="Calibri" w:hAnsi="Calibri"/>
+                <w:b/>
+                <w:bCs/>
+                <w:color w:val="5C4200"/>
+                <w:sz w:val="20"/>
+                <w:szCs w:val="20"/>
+              </w:rPr>
+              <w:t xml:space="preserve">🟡 ATENÇÃO</w:t>
+            </w:r>
+          </w:p>
+          <w:p>
+            <w:r>
+              <w:rPr>
+                <w:rFonts w:ascii="Calibri" w:cs="Calibri" w:eastAsia="Calibri" w:hAnsi="Calibri"/>
+                <w:color w:val="5C4200"/>
+                <w:sz w:val="19"/>
+                <w:szCs w:val="19"/>
+              </w:rPr>
+              <w:t xml:space="preserve">entre 20% e 40% da base</w:t>
+            </w:r>
+          </w:p>
+        </w:tc>
+        <w:tc>
+          <w:tcPr>
+            <w:tcW w:type="dxa" w:w="3067"/>
+            <w:shd w:fill="C62828" w:val="clear"/>
+            <w:tcMar>
+              <w:top w:type="dxa" w:w="140"/>
+              <w:left w:type="dxa" w:w="160"/>
+              <w:bottom w:type="dxa" w:w="140"/>
+              <w:right w:type="dxa" w:w="160"/>
+            </w:tcMar>
+            <w:vAlign w:val="center"/>
+          </w:tcPr>
+          <w:p>
+            <w:pPr>
+              <w:spacing w:after="60"/>
+            </w:pPr>
+            <w:r>
+              <w:rPr>
+                <w:rFonts w:ascii="Calibri" w:cs="Calibri" w:eastAsia="Calibri" w:hAnsi="Calibri"/>
+                <w:b/>
+                <w:bCs/>
+                <w:color w:val="FFFFFF"/>
+                <w:sz w:val="20"/>
+                <w:szCs w:val="20"/>
+              </w:rPr>
+              <w:t xml:space="preserve">🔴 CRÍTICO</w:t>
+            </w:r>
+          </w:p>
+          <w:p>
+            <w:r>
+              <w:rPr>
+                <w:rFonts w:ascii="Calibri" w:cs="Calibri" w:eastAsia="Calibri" w:hAnsi="Calibri"/>
+                <w:color w:val="FFFFFF"/>
+                <w:sz w:val="19"/>
+                <w:szCs w:val="19"/>
+              </w:rPr>
+              <w:t xml:space="preserve">abaixo de 20% da base</w:t>
+            </w:r>
+          </w:p>
+        </w:tc>
+      </w:tr>
+    </w:tbl>
+    <w:p>
+      <w:pPr>
+        <w:spacing w:after="150"/>
+      </w:pPr>
     </w:p>
     <w:p>
       <w:pPr>
@@ -1150,77 +3329,10 @@
       <w:r>
         <w:rPr>
           <w:rFonts w:ascii="Calibri" w:cs="Calibri" w:eastAsia="Calibri" w:hAnsi="Calibri"/>
-          <w:b/>
-          <w:bCs/>
-          <w:sz w:val="22"/>
-          <w:szCs w:val="22"/>
-        </w:rPr>
-        <w:t xml:space="preserve">Taxa de Churn Mensal. </w:t>
-      </w:r>
-      <w:r>
-        <w:rPr>
-          <w:rFonts w:ascii="Calibri" w:cs="Calibri" w:eastAsia="Calibri" w:hAnsi="Calibri"/>
-          <w:sz w:val="22"/>
-          <w:szCs w:val="22"/>
-        </w:rPr>
-        <w:t xml:space="preserve">É o indicador mais direto de saúde do relacionamento com clientes: mede a proporção da base que cancela contratos em um período. Foi escolhido por ser a métrica central da necessidade identificada junto à Databurgo — o Brendo queria saber, objetivamente, se a empresa está perdendo clientes rápido demais.</w:t>
-      </w:r>
-    </w:p>
-    <w:p>
-      <w:pPr>
-        <w:spacing w:after="200" w:line="276"/>
-        <w:jc w:val="both"/>
-      </w:pPr>
-      <w:r>
-        <w:rPr>
-          <w:rFonts w:ascii="Calibri" w:cs="Calibri" w:eastAsia="Calibri" w:hAnsi="Calibri"/>
-          <w:b/>
-          <w:bCs/>
-          <w:sz w:val="22"/>
-          <w:szCs w:val="22"/>
-        </w:rPr>
-        <w:t xml:space="preserve">Índice de Satisfação Percebida. </w:t>
-      </w:r>
-      <w:r>
-        <w:rPr>
-          <w:rFonts w:ascii="Calibri" w:cs="Calibri" w:eastAsia="Calibri" w:hAnsi="Calibri"/>
-          <w:sz w:val="22"/>
-          <w:szCs w:val="22"/>
-        </w:rPr>
-        <w:t xml:space="preserve">Incluído com ressalva metodológica explícita: por ser uma autoavaliação do fundador e não uma pesquisa formal aplicada aos clientes, este indicador é tratado no relatório e no dashboard como complementar e qualitativo, nunca como evidência isolada e suficiente de desempenho — em linha com a orientação de não basear avaliações exclusivamente em dados subjetivos e difíceis de validar.</w:t>
-      </w:r>
-    </w:p>
-    <w:p>
-      <w:pPr>
-        <w:pStyle w:val="Heading2"/>
-        <w:spacing w:after="150" w:before="300"/>
-      </w:pPr>
-      <w:r>
-        <w:t xml:space="preserve">6.3. Perspectiva de Relacionamento / Processos Internos</w:t>
-      </w:r>
-    </w:p>
-    <w:p>
-      <w:pPr>
-        <w:spacing w:after="200" w:line="276"/>
-        <w:jc w:val="both"/>
-      </w:pPr>
-      <w:r>
-        <w:rPr>
-          <w:rFonts w:ascii="Calibri" w:cs="Calibri" w:eastAsia="Calibri" w:hAnsi="Calibri"/>
-          <w:b/>
-          <w:bCs/>
-          <w:sz w:val="22"/>
-          <w:szCs w:val="22"/>
-        </w:rPr>
-        <w:t xml:space="preserve">Taxa de Cross-sell (clientes com mais de um serviço contratado). </w:t>
-      </w:r>
-      <w:r>
-        <w:rPr>
-          <w:rFonts w:ascii="Calibri" w:cs="Calibri" w:eastAsia="Calibri" w:hAnsi="Calibri"/>
-          <w:sz w:val="22"/>
-          <w:szCs w:val="22"/>
-        </w:rPr>
-        <w:t xml:space="preserve">Mede o quanto a empresa está aprofundando o relacionamento com clientes já conquistados, em vez de depender apenas de captação de clientes novos. É um indicador de processo interno de relacionamento comercial, e não apenas um resultado financeiro direto.</w:t>
+          <w:sz w:val="22"/>
+          <w:szCs w:val="22"/>
+        </w:rPr>
+        <w:t xml:space="preserve">Ação esperada: valores na faixa amarela ou vermelha apontam uma oportunidade comercial concreta — ampliar a oferta de serviços adicionais à base de clientes já ativa, uma alavanca de receita geralmente mais barata do que captar clientes novos.</w:t>
       </w:r>
     </w:p>
     <w:p>
@@ -1293,7 +3405,7 @@
           <w:sz w:val="22"/>
           <w:szCs w:val="22"/>
         </w:rPr>
-        <w:t xml:space="preserve">Um gráfico de comparação por indicador (barra), colocando o valor informado pelo usuário lado a lado com a faixa de benchmark de mercado, evitando múltiplos eixos ou sobreposição de informações não relacionadas;</w:t>
+        <w:t xml:space="preserve">Um gráfico de comparação por indicador (barra/gauge), colocando o valor informado pelo usuário lado a lado com a faixa de benchmark de mercado, evitando múltiplos eixos ou sobreposição de informações não relacionadas;</w:t>
       </w:r>
     </w:p>
     <w:p>
@@ -1443,6 +3555,30 @@
           <w:szCs w:val="22"/>
         </w:rPr>
         <w:t xml:space="preserve">Comparação de cada um desses valores calculados com a faixa de benchmark de mercado correspondente, classificando o resultado como acima, dentro ou abaixo do esperado para empresas do mesmo porte e segmento.</w:t>
+      </w:r>
+    </w:p>
+    <w:p>
+      <w:pPr>
+        <w:spacing w:after="200" w:line="276"/>
+        <w:jc w:val="both"/>
+      </w:pPr>
+      <w:r>
+        <w:rPr>
+          <w:rFonts w:ascii="Calibri" w:cs="Calibri" w:eastAsia="Calibri" w:hAnsi="Calibri"/>
+          <w:b/>
+          <w:bCs/>
+          <w:sz w:val="22"/>
+          <w:szCs w:val="22"/>
+        </w:rPr>
+        <w:t xml:space="preserve">Regra de ouro aplicada aos cálculos: </w:t>
+      </w:r>
+      <w:r>
+        <w:rPr>
+          <w:rFonts w:ascii="Calibri" w:cs="Calibri" w:eastAsia="Calibri" w:hAnsi="Calibri"/>
+          <w:sz w:val="22"/>
+          <w:szCs w:val="22"/>
+        </w:rPr>
+        <w:t xml:space="preserve">em nenhum momento uma taxa foi calculada como média simples de valores pontuais. O churn mensal, por exemplo, não foi obtido dividindo o churn acumulado por 6 (uma média ingênua), e sim por conversão composta — a mesma lógica de "razão de somas, nunca média das linhas" demonstrada pelo professor no exemplo de KPIs de alfabetização do Censo 2022, adaptada aqui para a conversão de uma taxa acumulada em uma taxa mensal equivalente. Essa escolha evita distorcer o indicador central do diagnóstico.</w:t>
       </w:r>
     </w:p>
     <w:p>
@@ -1555,6 +3691,12 @@
           <w:tcPr>
             <w:tcW w:type="dxa" w:w="2600"/>
             <w:shd w:fill="1F4E79" w:val="clear"/>
+            <w:tcMar>
+              <w:top w:type="dxa" w:w="80"/>
+              <w:left w:type="dxa" w:w="100"/>
+              <w:bottom w:type="dxa" w:w="80"/>
+              <w:right w:type="dxa" w:w="100"/>
+            </w:tcMar>
             <w:vAlign w:val="center"/>
           </w:tcPr>
           <w:p>
@@ -1578,6 +3720,12 @@
           <w:tcPr>
             <w:tcW w:type="dxa" w:w="2400"/>
             <w:shd w:fill="1F4E79" w:val="clear"/>
+            <w:tcMar>
+              <w:top w:type="dxa" w:w="80"/>
+              <w:left w:type="dxa" w:w="100"/>
+              <w:bottom w:type="dxa" w:w="80"/>
+              <w:right w:type="dxa" w:w="100"/>
+            </w:tcMar>
             <w:vAlign w:val="center"/>
           </w:tcPr>
           <w:p>
@@ -1601,6 +3749,12 @@
           <w:tcPr>
             <w:tcW w:type="dxa" w:w="2600"/>
             <w:shd w:fill="1F4E79" w:val="clear"/>
+            <w:tcMar>
+              <w:top w:type="dxa" w:w="80"/>
+              <w:left w:type="dxa" w:w="100"/>
+              <w:bottom w:type="dxa" w:w="80"/>
+              <w:right w:type="dxa" w:w="100"/>
+            </w:tcMar>
             <w:vAlign w:val="center"/>
           </w:tcPr>
           <w:p>
@@ -1624,6 +3778,12 @@
           <w:tcPr>
             <w:tcW w:type="dxa" w:w="2200"/>
             <w:shd w:fill="1F4E79" w:val="clear"/>
+            <w:tcMar>
+              <w:top w:type="dxa" w:w="80"/>
+              <w:left w:type="dxa" w:w="100"/>
+              <w:bottom w:type="dxa" w:w="80"/>
+              <w:right w:type="dxa" w:w="100"/>
+            </w:tcMar>
             <w:vAlign w:val="center"/>
           </w:tcPr>
           <w:p>
@@ -1648,6 +3808,12 @@
         <w:tc>
           <w:tcPr>
             <w:tcW w:type="dxa" w:w="2600"/>
+            <w:tcMar>
+              <w:top w:type="dxa" w:w="80"/>
+              <w:left w:type="dxa" w:w="100"/>
+              <w:bottom w:type="dxa" w:w="80"/>
+              <w:right w:type="dxa" w:w="100"/>
+            </w:tcMar>
             <w:vAlign w:val="center"/>
           </w:tcPr>
           <w:p>
@@ -1669,6 +3835,12 @@
         <w:tc>
           <w:tcPr>
             <w:tcW w:type="dxa" w:w="2400"/>
+            <w:tcMar>
+              <w:top w:type="dxa" w:w="80"/>
+              <w:left w:type="dxa" w:w="100"/>
+              <w:bottom w:type="dxa" w:w="80"/>
+              <w:right w:type="dxa" w:w="100"/>
+            </w:tcMar>
             <w:vAlign w:val="center"/>
           </w:tcPr>
           <w:p>
@@ -1690,6 +3862,12 @@
         <w:tc>
           <w:tcPr>
             <w:tcW w:type="dxa" w:w="2600"/>
+            <w:tcMar>
+              <w:top w:type="dxa" w:w="80"/>
+              <w:left w:type="dxa" w:w="100"/>
+              <w:bottom w:type="dxa" w:w="80"/>
+              <w:right w:type="dxa" w:w="100"/>
+            </w:tcMar>
             <w:vAlign w:val="center"/>
           </w:tcPr>
           <w:p>
@@ -1711,6 +3889,12 @@
         <w:tc>
           <w:tcPr>
             <w:tcW w:type="dxa" w:w="2200"/>
+            <w:tcMar>
+              <w:top w:type="dxa" w:w="80"/>
+              <w:left w:type="dxa" w:w="100"/>
+              <w:bottom w:type="dxa" w:w="80"/>
+              <w:right w:type="dxa" w:w="100"/>
+            </w:tcMar>
             <w:vAlign w:val="center"/>
           </w:tcPr>
           <w:p>
@@ -1734,6 +3918,12 @@
         <w:tc>
           <w:tcPr>
             <w:tcW w:type="dxa" w:w="2600"/>
+            <w:tcMar>
+              <w:top w:type="dxa" w:w="80"/>
+              <w:left w:type="dxa" w:w="100"/>
+              <w:bottom w:type="dxa" w:w="80"/>
+              <w:right w:type="dxa" w:w="100"/>
+            </w:tcMar>
             <w:vAlign w:val="center"/>
           </w:tcPr>
           <w:p>
@@ -1755,6 +3945,12 @@
         <w:tc>
           <w:tcPr>
             <w:tcW w:type="dxa" w:w="2400"/>
+            <w:tcMar>
+              <w:top w:type="dxa" w:w="80"/>
+              <w:left w:type="dxa" w:w="100"/>
+              <w:bottom w:type="dxa" w:w="80"/>
+              <w:right w:type="dxa" w:w="100"/>
+            </w:tcMar>
             <w:vAlign w:val="center"/>
           </w:tcPr>
           <w:p>
@@ -1776,6 +3972,12 @@
         <w:tc>
           <w:tcPr>
             <w:tcW w:type="dxa" w:w="2600"/>
+            <w:tcMar>
+              <w:top w:type="dxa" w:w="80"/>
+              <w:left w:type="dxa" w:w="100"/>
+              <w:bottom w:type="dxa" w:w="80"/>
+              <w:right w:type="dxa" w:w="100"/>
+            </w:tcMar>
             <w:vAlign w:val="center"/>
           </w:tcPr>
           <w:p>
@@ -1797,6 +3999,12 @@
         <w:tc>
           <w:tcPr>
             <w:tcW w:type="dxa" w:w="2200"/>
+            <w:tcMar>
+              <w:top w:type="dxa" w:w="80"/>
+              <w:left w:type="dxa" w:w="100"/>
+              <w:bottom w:type="dxa" w:w="80"/>
+              <w:right w:type="dxa" w:w="100"/>
+            </w:tcMar>
             <w:vAlign w:val="center"/>
           </w:tcPr>
           <w:p>
@@ -1820,6 +4028,12 @@
         <w:tc>
           <w:tcPr>
             <w:tcW w:type="dxa" w:w="2600"/>
+            <w:tcMar>
+              <w:top w:type="dxa" w:w="80"/>
+              <w:left w:type="dxa" w:w="100"/>
+              <w:bottom w:type="dxa" w:w="80"/>
+              <w:right w:type="dxa" w:w="100"/>
+            </w:tcMar>
             <w:vAlign w:val="center"/>
           </w:tcPr>
           <w:p>
@@ -1841,6 +4055,12 @@
         <w:tc>
           <w:tcPr>
             <w:tcW w:type="dxa" w:w="2400"/>
+            <w:tcMar>
+              <w:top w:type="dxa" w:w="80"/>
+              <w:left w:type="dxa" w:w="100"/>
+              <w:bottom w:type="dxa" w:w="80"/>
+              <w:right w:type="dxa" w:w="100"/>
+            </w:tcMar>
             <w:vAlign w:val="center"/>
           </w:tcPr>
           <w:p>
@@ -1862,6 +4082,12 @@
         <w:tc>
           <w:tcPr>
             <w:tcW w:type="dxa" w:w="2600"/>
+            <w:tcMar>
+              <w:top w:type="dxa" w:w="80"/>
+              <w:left w:type="dxa" w:w="100"/>
+              <w:bottom w:type="dxa" w:w="80"/>
+              <w:right w:type="dxa" w:w="100"/>
+            </w:tcMar>
             <w:vAlign w:val="center"/>
           </w:tcPr>
           <w:p>
@@ -1883,21 +4109,27 @@
         <w:tc>
           <w:tcPr>
             <w:tcW w:type="dxa" w:w="2200"/>
-            <w:vAlign w:val="center"/>
-          </w:tcPr>
-          <w:p>
-            <w:pPr>
-              <w:jc w:val="left"/>
-            </w:pPr>
-            <w:r>
-              <w:rPr>
-                <w:rFonts w:ascii="Calibri" w:cs="Calibri" w:eastAsia="Calibri" w:hAnsi="Calibri"/>
-                <w:b w:val="false"/>
-                <w:bCs w:val="false"/>
-                <w:sz w:val="20"/>
-                <w:szCs w:val="20"/>
-              </w:rPr>
-              <w:t xml:space="preserve">Oportunidade de crescimento identificada</w:t>
+            <w:tcMar>
+              <w:top w:type="dxa" w:w="80"/>
+              <w:left w:type="dxa" w:w="100"/>
+              <w:bottom w:type="dxa" w:w="80"/>
+              <w:right w:type="dxa" w:w="100"/>
+            </w:tcMar>
+            <w:vAlign w:val="center"/>
+          </w:tcPr>
+          <w:p>
+            <w:pPr>
+              <w:jc w:val="left"/>
+            </w:pPr>
+            <w:r>
+              <w:rPr>
+                <w:rFonts w:ascii="Calibri" w:cs="Calibri" w:eastAsia="Calibri" w:hAnsi="Calibri"/>
+                <w:b w:val="false"/>
+                <w:bCs w:val="false"/>
+                <w:sz w:val="20"/>
+                <w:szCs w:val="20"/>
+              </w:rPr>
+              <w:t xml:space="preserve">Dentro da linha de base, com espaço de crescimento</w:t>
             </w:r>
           </w:p>
         </w:tc>
@@ -1906,6 +4138,12 @@
         <w:tc>
           <w:tcPr>
             <w:tcW w:type="dxa" w:w="2600"/>
+            <w:tcMar>
+              <w:top w:type="dxa" w:w="80"/>
+              <w:left w:type="dxa" w:w="100"/>
+              <w:bottom w:type="dxa" w:w="80"/>
+              <w:right w:type="dxa" w:w="100"/>
+            </w:tcMar>
             <w:vAlign w:val="center"/>
           </w:tcPr>
           <w:p>
@@ -1927,6 +4165,12 @@
         <w:tc>
           <w:tcPr>
             <w:tcW w:type="dxa" w:w="2400"/>
+            <w:tcMar>
+              <w:top w:type="dxa" w:w="80"/>
+              <w:left w:type="dxa" w:w="100"/>
+              <w:bottom w:type="dxa" w:w="80"/>
+              <w:right w:type="dxa" w:w="100"/>
+            </w:tcMar>
             <w:vAlign w:val="center"/>
           </w:tcPr>
           <w:p>
@@ -1948,6 +4192,12 @@
         <w:tc>
           <w:tcPr>
             <w:tcW w:type="dxa" w:w="2600"/>
+            <w:tcMar>
+              <w:top w:type="dxa" w:w="80"/>
+              <w:left w:type="dxa" w:w="100"/>
+              <w:bottom w:type="dxa" w:w="80"/>
+              <w:right w:type="dxa" w:w="100"/>
+            </w:tcMar>
             <w:vAlign w:val="center"/>
           </w:tcPr>
           <w:p>
@@ -1969,6 +4219,12 @@
         <w:tc>
           <w:tcPr>
             <w:tcW w:type="dxa" w:w="2200"/>
+            <w:tcMar>
+              <w:top w:type="dxa" w:w="80"/>
+              <w:left w:type="dxa" w:w="100"/>
+              <w:bottom w:type="dxa" w:w="80"/>
+              <w:right w:type="dxa" w:w="100"/>
+            </w:tcMar>
             <w:vAlign w:val="center"/>
           </w:tcPr>
           <w:p>
@@ -2086,7 +4342,7 @@
           <w:sz w:val="22"/>
           <w:szCs w:val="22"/>
         </w:rPr>
-        <w:t xml:space="preserve">O projeto demonstrou que é possível transformar números agregados simples — já disponíveis em qualquer pequena empresa, mesmo sem estrutura de BI — em um diagnóstico objetivo e comparável a benchmarks de mercado, sem a necessidade de simular dados individuais de clientes. Essa abordagem respeitou tanto a limitação real de dados da organização parceira quanto o princípio de não avaliar desempenho a partir de métricas isoladas ou de dados exclusivamente subjetivos.</w:t>
+        <w:t xml:space="preserve">O projeto demonstrou que é possível transformar números agregados simples — já disponíveis em qualquer pequena empresa, mesmo sem estrutura de BI — em um diagnóstico objetivo e comparável a benchmarks de mercado. Essa abordagem respeitou tanto a limitação real de dados da organização parceira quanto o princípio de não avaliar desempenho a partir de métricas isoladas ou de dados exclusivamente subjetivos.</w:t>
       </w:r>
     </w:p>
     <w:p>
@@ -2279,7 +4535,35 @@
           <w:sz w:val="22"/>
           <w:szCs w:val="22"/>
         </w:rPr>
-        <w:t xml:space="preserve">Anotações de aula da disciplina Projeto Integrador V-A (Aulas 1, 2 e 3), ministrada pelo professor Thalles Bruno Gonçalves Nery dos Santos, 2026.</w:t>
+        <w:t xml:space="preserve">SANTOS, Thalles Bruno Gonçalves Nery dos. Projeto Integrador V-A — Aula 2: sistemas de aferição de desempenho e KPIs. Goiânia: PUC Goiás, 2026.</w:t>
+      </w:r>
+    </w:p>
+    <w:p>
+      <w:pPr>
+        <w:spacing w:after="200" w:line="276"/>
+        <w:jc w:val="left"/>
+      </w:pPr>
+      <w:r>
+        <w:rPr>
+          <w:rFonts w:ascii="Calibri" w:cs="Calibri" w:eastAsia="Calibri" w:hAnsi="Calibri"/>
+          <w:sz w:val="22"/>
+          <w:szCs w:val="22"/>
+        </w:rPr>
+        <w:t xml:space="preserve">SANTOS, Thalles Bruno Gonçalves Nery dos. Projeto Integrador — Aula 1 de 2: Do dado ao dashboard (Alfabetização, Censo 2022). Goiânia: PUC Goiás, 2026. Material de apoio usado como referência de estrutura de KPIs e boas práticas de visualização.</w:t>
+      </w:r>
+    </w:p>
+    <w:p>
+      <w:pPr>
+        <w:spacing w:after="200" w:line="276"/>
+        <w:jc w:val="left"/>
+      </w:pPr>
+      <w:r>
+        <w:rPr>
+          <w:rFonts w:ascii="Calibri" w:cs="Calibri" w:eastAsia="Calibri" w:hAnsi="Calibri"/>
+          <w:sz w:val="22"/>
+          <w:szCs w:val="22"/>
+        </w:rPr>
+        <w:t xml:space="preserve">Anotações de aula da disciplina Projeto Integrador V-A (Aulas síncronas 1, 2 e 3), ministrada pelo professor Thalles Bruno Gonçalves Nery dos Santos, 2026.</w:t>
       </w:r>
     </w:p>
     <w:sectPr>
